--- a/report/Rapport.docx
+++ b/report/Rapport.docx
@@ -10,61 +10,11 @@
           <w:lang w:val="en-GB"/>
         </w:rPr>
       </w:pPr>
-      <w:proofErr w:type="spellStart"/>
       <w:r>
         <w:rPr>
           <w:lang w:val="en-GB"/>
         </w:rPr>
-        <w:t>Enåkers</w:t>
-      </w:r>
-      <w:proofErr w:type="spellEnd"/>
-      <w:r>
-        <w:rPr>
-          <w:lang w:val="en-GB"/>
-        </w:rPr>
-        <w:t xml:space="preserve"> </w:t>
-      </w:r>
-      <w:proofErr w:type="spellStart"/>
-      <w:r>
-        <w:rPr>
-          <w:lang w:val="en-GB"/>
-        </w:rPr>
-        <w:t>slöjdskolans</w:t>
-      </w:r>
-      <w:proofErr w:type="spellEnd"/>
-      <w:r>
-        <w:rPr>
-          <w:lang w:val="en-GB"/>
-        </w:rPr>
-        <w:t xml:space="preserve"> </w:t>
-      </w:r>
-      <w:proofErr w:type="spellStart"/>
-      <w:r>
-        <w:rPr>
-          <w:lang w:val="en-GB"/>
-        </w:rPr>
-        <w:t>dagbok</w:t>
-      </w:r>
-      <w:proofErr w:type="spellEnd"/>
-      <w:r>
-        <w:rPr>
-          <w:lang w:val="en-GB"/>
-        </w:rPr>
-        <w:t xml:space="preserve"> </w:t>
-      </w:r>
-      <w:proofErr w:type="spellStart"/>
-      <w:r>
-        <w:rPr>
-          <w:lang w:val="en-GB"/>
-        </w:rPr>
-        <w:t>åren</w:t>
-      </w:r>
-      <w:proofErr w:type="spellEnd"/>
-      <w:r>
-        <w:rPr>
-          <w:lang w:val="en-GB"/>
-        </w:rPr>
-        <w:t xml:space="preserve"> 1900-1902</w:t>
+        <w:t>Enåkers slöjdskolans dagbok åren 1900-1902</w:t>
       </w:r>
     </w:p>
     <w:p>
@@ -79,23 +29,1025 @@
         <w:rPr>
           <w:lang w:val="en-GB"/>
         </w:rPr>
-        <w:t xml:space="preserve">En </w:t>
-      </w:r>
-      <w:proofErr w:type="spellStart"/>
-      <w:r>
+        <w:t>En digitaliserings project</w:t>
+      </w:r>
+    </w:p>
+    <w:p>
+      <w:pPr>
         <w:rPr>
           <w:lang w:val="en-GB"/>
         </w:rPr>
-        <w:t>digitaliserings</w:t>
-      </w:r>
-      <w:proofErr w:type="spellEnd"/>
+      </w:pPr>
       <w:r>
         <w:rPr>
           <w:lang w:val="en-GB"/>
         </w:rPr>
-        <w:t xml:space="preserve"> project</w:t>
-      </w:r>
-    </w:p>
+        <w:br w:type="page"/>
+      </w:r>
+    </w:p>
+    <w:sdt>
+      <w:sdtPr>
+        <w:id w:val="-1512140015"/>
+        <w:docPartObj>
+          <w:docPartGallery w:val="Table of Contents"/>
+          <w:docPartUnique/>
+        </w:docPartObj>
+      </w:sdtPr>
+      <w:sdtEndPr>
+        <w:rPr>
+          <w:rFonts w:asciiTheme="minorHAnsi" w:eastAsiaTheme="minorHAnsi" w:hAnsiTheme="minorHAnsi" w:cstheme="minorBidi"/>
+          <w:b/>
+          <w:bCs/>
+          <w:noProof/>
+          <w:color w:val="auto"/>
+          <w:kern w:val="2"/>
+          <w:sz w:val="24"/>
+          <w:szCs w:val="24"/>
+          <w:lang w:val="sv-SE"/>
+          <w14:ligatures w14:val="standardContextual"/>
+        </w:rPr>
+      </w:sdtEndPr>
+      <w:sdtContent>
+        <w:p>
+          <w:pPr>
+            <w:pStyle w:val="TOCHeading"/>
+          </w:pPr>
+          <w:r>
+            <w:t>Table of Contents</w:t>
+          </w:r>
+        </w:p>
+        <w:p>
+          <w:pPr>
+            <w:pStyle w:val="TOC1"/>
+            <w:tabs>
+              <w:tab w:val="right" w:leader="dot" w:pos="9016"/>
+            </w:tabs>
+            <w:rPr>
+              <w:rFonts w:eastAsiaTheme="minorEastAsia"/>
+              <w:noProof/>
+              <w:lang w:val="en-SE" w:eastAsia="en-SE"/>
+            </w:rPr>
+          </w:pPr>
+          <w:r>
+            <w:fldChar w:fldCharType="begin"/>
+          </w:r>
+          <w:r>
+            <w:instrText xml:space="preserve"> TOC \o "1-3" \h \z \u </w:instrText>
+          </w:r>
+          <w:r>
+            <w:fldChar w:fldCharType="separate"/>
+          </w:r>
+          <w:hyperlink w:anchor="_Toc230444597" w:history="1">
+            <w:r>
+              <w:rPr>
+                <w:rStyle w:val="Hyperlink"/>
+                <w:noProof/>
+                <w:lang w:val="en-SE"/>
+              </w:rPr>
+              <w:t>1.      Introduction</w:t>
+            </w:r>
+            <w:r>
+              <w:rPr>
+                <w:noProof/>
+                <w:webHidden/>
+              </w:rPr>
+              <w:tab/>
+            </w:r>
+            <w:r>
+              <w:rPr>
+                <w:noProof/>
+                <w:webHidden/>
+              </w:rPr>
+              <w:fldChar w:fldCharType="begin"/>
+            </w:r>
+            <w:r>
+              <w:rPr>
+                <w:noProof/>
+                <w:webHidden/>
+              </w:rPr>
+              <w:instrText xml:space="preserve"> PAGEREF _Toc230444597 \h </w:instrText>
+            </w:r>
+            <w:r>
+              <w:rPr>
+                <w:noProof/>
+                <w:webHidden/>
+              </w:rPr>
+            </w:r>
+            <w:r>
+              <w:rPr>
+                <w:noProof/>
+                <w:webHidden/>
+              </w:rPr>
+              <w:fldChar w:fldCharType="separate"/>
+            </w:r>
+            <w:r>
+              <w:rPr>
+                <w:noProof/>
+                <w:webHidden/>
+              </w:rPr>
+              <w:t>3</w:t>
+            </w:r>
+            <w:r>
+              <w:rPr>
+                <w:noProof/>
+                <w:webHidden/>
+              </w:rPr>
+              <w:fldChar w:fldCharType="end"/>
+            </w:r>
+          </w:hyperlink>
+        </w:p>
+        <w:p>
+          <w:pPr>
+            <w:pStyle w:val="TOC1"/>
+            <w:tabs>
+              <w:tab w:val="right" w:leader="dot" w:pos="9016"/>
+            </w:tabs>
+            <w:rPr>
+              <w:rFonts w:eastAsiaTheme="minorEastAsia"/>
+              <w:noProof/>
+              <w:lang w:val="en-SE" w:eastAsia="en-SE"/>
+            </w:rPr>
+          </w:pPr>
+          <w:hyperlink w:anchor="_Toc230444598" w:history="1">
+            <w:r>
+              <w:rPr>
+                <w:rStyle w:val="Hyperlink"/>
+                <w:noProof/>
+                <w:lang w:val="en-SE"/>
+              </w:rPr>
+              <w:t>2.      Background/Context (consider removing and having just under intro)</w:t>
+            </w:r>
+            <w:r>
+              <w:rPr>
+                <w:noProof/>
+                <w:webHidden/>
+              </w:rPr>
+              <w:tab/>
+            </w:r>
+            <w:r>
+              <w:rPr>
+                <w:noProof/>
+                <w:webHidden/>
+              </w:rPr>
+              <w:fldChar w:fldCharType="begin"/>
+            </w:r>
+            <w:r>
+              <w:rPr>
+                <w:noProof/>
+                <w:webHidden/>
+              </w:rPr>
+              <w:instrText xml:space="preserve"> PAGEREF _Toc230444598 \h </w:instrText>
+            </w:r>
+            <w:r>
+              <w:rPr>
+                <w:noProof/>
+                <w:webHidden/>
+              </w:rPr>
+            </w:r>
+            <w:r>
+              <w:rPr>
+                <w:noProof/>
+                <w:webHidden/>
+              </w:rPr>
+              <w:fldChar w:fldCharType="separate"/>
+            </w:r>
+            <w:r>
+              <w:rPr>
+                <w:noProof/>
+                <w:webHidden/>
+              </w:rPr>
+              <w:t>3</w:t>
+            </w:r>
+            <w:r>
+              <w:rPr>
+                <w:noProof/>
+                <w:webHidden/>
+              </w:rPr>
+              <w:fldChar w:fldCharType="end"/>
+            </w:r>
+          </w:hyperlink>
+        </w:p>
+        <w:p>
+          <w:pPr>
+            <w:pStyle w:val="TOC1"/>
+            <w:tabs>
+              <w:tab w:val="right" w:leader="dot" w:pos="9016"/>
+            </w:tabs>
+            <w:rPr>
+              <w:rFonts w:eastAsiaTheme="minorEastAsia"/>
+              <w:noProof/>
+              <w:lang w:val="en-SE" w:eastAsia="en-SE"/>
+            </w:rPr>
+          </w:pPr>
+          <w:hyperlink w:anchor="_Toc230444599" w:history="1">
+            <w:r>
+              <w:rPr>
+                <w:rStyle w:val="Hyperlink"/>
+                <w:noProof/>
+                <w:lang w:val="en-SE"/>
+              </w:rPr>
+              <w:t>3.      Aim and research questions.</w:t>
+            </w:r>
+            <w:r>
+              <w:rPr>
+                <w:noProof/>
+                <w:webHidden/>
+              </w:rPr>
+              <w:tab/>
+            </w:r>
+            <w:r>
+              <w:rPr>
+                <w:noProof/>
+                <w:webHidden/>
+              </w:rPr>
+              <w:fldChar w:fldCharType="begin"/>
+            </w:r>
+            <w:r>
+              <w:rPr>
+                <w:noProof/>
+                <w:webHidden/>
+              </w:rPr>
+              <w:instrText xml:space="preserve"> PAGEREF _Toc230444599 \h </w:instrText>
+            </w:r>
+            <w:r>
+              <w:rPr>
+                <w:noProof/>
+                <w:webHidden/>
+              </w:rPr>
+            </w:r>
+            <w:r>
+              <w:rPr>
+                <w:noProof/>
+                <w:webHidden/>
+              </w:rPr>
+              <w:fldChar w:fldCharType="separate"/>
+            </w:r>
+            <w:r>
+              <w:rPr>
+                <w:noProof/>
+                <w:webHidden/>
+              </w:rPr>
+              <w:t>4</w:t>
+            </w:r>
+            <w:r>
+              <w:rPr>
+                <w:noProof/>
+                <w:webHidden/>
+              </w:rPr>
+              <w:fldChar w:fldCharType="end"/>
+            </w:r>
+          </w:hyperlink>
+        </w:p>
+        <w:p>
+          <w:pPr>
+            <w:pStyle w:val="TOC1"/>
+            <w:tabs>
+              <w:tab w:val="right" w:leader="dot" w:pos="9016"/>
+            </w:tabs>
+            <w:rPr>
+              <w:rFonts w:eastAsiaTheme="minorEastAsia"/>
+              <w:noProof/>
+              <w:lang w:val="en-SE" w:eastAsia="en-SE"/>
+            </w:rPr>
+          </w:pPr>
+          <w:hyperlink w:anchor="_Toc230444600" w:history="1">
+            <w:r>
+              <w:rPr>
+                <w:rStyle w:val="Hyperlink"/>
+                <w:b/>
+                <w:bCs/>
+                <w:noProof/>
+                <w:lang w:val="en-SE"/>
+              </w:rPr>
+              <w:t>4</w:t>
+            </w:r>
+            <w:r>
+              <w:rPr>
+                <w:rStyle w:val="Hyperlink"/>
+                <w:noProof/>
+                <w:lang w:val="en-SE"/>
+              </w:rPr>
+              <w:t xml:space="preserve">.      </w:t>
+            </w:r>
+            <w:r>
+              <w:rPr>
+                <w:rStyle w:val="Hyperlink"/>
+                <w:b/>
+                <w:bCs/>
+                <w:noProof/>
+                <w:lang w:val="en-SE"/>
+              </w:rPr>
+              <w:t xml:space="preserve">Methodology </w:t>
+            </w:r>
+            <w:r>
+              <w:rPr>
+                <w:rStyle w:val="Hyperlink"/>
+                <w:noProof/>
+                <w:lang w:val="en-SE"/>
+              </w:rPr>
+              <w:t>(ca 1/3 av rapporten - +- 1500 ord)</w:t>
+            </w:r>
+            <w:r>
+              <w:rPr>
+                <w:noProof/>
+                <w:webHidden/>
+              </w:rPr>
+              <w:tab/>
+            </w:r>
+            <w:r>
+              <w:rPr>
+                <w:noProof/>
+                <w:webHidden/>
+              </w:rPr>
+              <w:fldChar w:fldCharType="begin"/>
+            </w:r>
+            <w:r>
+              <w:rPr>
+                <w:noProof/>
+                <w:webHidden/>
+              </w:rPr>
+              <w:instrText xml:space="preserve"> PAGEREF _Toc230444600 \h </w:instrText>
+            </w:r>
+            <w:r>
+              <w:rPr>
+                <w:noProof/>
+                <w:webHidden/>
+              </w:rPr>
+            </w:r>
+            <w:r>
+              <w:rPr>
+                <w:noProof/>
+                <w:webHidden/>
+              </w:rPr>
+              <w:fldChar w:fldCharType="separate"/>
+            </w:r>
+            <w:r>
+              <w:rPr>
+                <w:noProof/>
+                <w:webHidden/>
+              </w:rPr>
+              <w:t>4</w:t>
+            </w:r>
+            <w:r>
+              <w:rPr>
+                <w:noProof/>
+                <w:webHidden/>
+              </w:rPr>
+              <w:fldChar w:fldCharType="end"/>
+            </w:r>
+          </w:hyperlink>
+        </w:p>
+        <w:p>
+          <w:pPr>
+            <w:pStyle w:val="TOC2"/>
+            <w:tabs>
+              <w:tab w:val="right" w:leader="dot" w:pos="9016"/>
+            </w:tabs>
+            <w:rPr>
+              <w:rFonts w:eastAsiaTheme="minorEastAsia"/>
+              <w:noProof/>
+              <w:lang w:val="en-SE" w:eastAsia="en-SE"/>
+            </w:rPr>
+          </w:pPr>
+          <w:hyperlink w:anchor="_Toc230444601" w:history="1">
+            <w:r>
+              <w:rPr>
+                <w:rStyle w:val="Hyperlink"/>
+                <w:noProof/>
+                <w:lang w:val="en-SE"/>
+              </w:rPr>
+              <w:t>4.1 Image Capture</w:t>
+            </w:r>
+            <w:r>
+              <w:rPr>
+                <w:noProof/>
+                <w:webHidden/>
+              </w:rPr>
+              <w:tab/>
+            </w:r>
+            <w:r>
+              <w:rPr>
+                <w:noProof/>
+                <w:webHidden/>
+              </w:rPr>
+              <w:fldChar w:fldCharType="begin"/>
+            </w:r>
+            <w:r>
+              <w:rPr>
+                <w:noProof/>
+                <w:webHidden/>
+              </w:rPr>
+              <w:instrText xml:space="preserve"> PAGEREF _Toc230444601 \h </w:instrText>
+            </w:r>
+            <w:r>
+              <w:rPr>
+                <w:noProof/>
+                <w:webHidden/>
+              </w:rPr>
+            </w:r>
+            <w:r>
+              <w:rPr>
+                <w:noProof/>
+                <w:webHidden/>
+              </w:rPr>
+              <w:fldChar w:fldCharType="separate"/>
+            </w:r>
+            <w:r>
+              <w:rPr>
+                <w:noProof/>
+                <w:webHidden/>
+              </w:rPr>
+              <w:t>4</w:t>
+            </w:r>
+            <w:r>
+              <w:rPr>
+                <w:noProof/>
+                <w:webHidden/>
+              </w:rPr>
+              <w:fldChar w:fldCharType="end"/>
+            </w:r>
+          </w:hyperlink>
+        </w:p>
+        <w:p>
+          <w:pPr>
+            <w:pStyle w:val="TOC2"/>
+            <w:tabs>
+              <w:tab w:val="right" w:leader="dot" w:pos="9016"/>
+            </w:tabs>
+            <w:rPr>
+              <w:rFonts w:eastAsiaTheme="minorEastAsia"/>
+              <w:noProof/>
+              <w:lang w:val="en-SE" w:eastAsia="en-SE"/>
+            </w:rPr>
+          </w:pPr>
+          <w:hyperlink w:anchor="_Toc230444602" w:history="1">
+            <w:r>
+              <w:rPr>
+                <w:rStyle w:val="Hyperlink"/>
+                <w:noProof/>
+                <w:lang w:val="en-SE"/>
+              </w:rPr>
+              <w:t>4.2 Text Capture (OCR / manuell)</w:t>
+            </w:r>
+            <w:r>
+              <w:rPr>
+                <w:noProof/>
+                <w:webHidden/>
+              </w:rPr>
+              <w:tab/>
+            </w:r>
+            <w:r>
+              <w:rPr>
+                <w:noProof/>
+                <w:webHidden/>
+              </w:rPr>
+              <w:fldChar w:fldCharType="begin"/>
+            </w:r>
+            <w:r>
+              <w:rPr>
+                <w:noProof/>
+                <w:webHidden/>
+              </w:rPr>
+              <w:instrText xml:space="preserve"> PAGEREF _Toc230444602 \h </w:instrText>
+            </w:r>
+            <w:r>
+              <w:rPr>
+                <w:noProof/>
+                <w:webHidden/>
+              </w:rPr>
+            </w:r>
+            <w:r>
+              <w:rPr>
+                <w:noProof/>
+                <w:webHidden/>
+              </w:rPr>
+              <w:fldChar w:fldCharType="separate"/>
+            </w:r>
+            <w:r>
+              <w:rPr>
+                <w:noProof/>
+                <w:webHidden/>
+              </w:rPr>
+              <w:t>4</w:t>
+            </w:r>
+            <w:r>
+              <w:rPr>
+                <w:noProof/>
+                <w:webHidden/>
+              </w:rPr>
+              <w:fldChar w:fldCharType="end"/>
+            </w:r>
+          </w:hyperlink>
+        </w:p>
+        <w:p>
+          <w:pPr>
+            <w:pStyle w:val="TOC2"/>
+            <w:tabs>
+              <w:tab w:val="right" w:leader="dot" w:pos="9016"/>
+            </w:tabs>
+            <w:rPr>
+              <w:rFonts w:eastAsiaTheme="minorEastAsia"/>
+              <w:noProof/>
+              <w:lang w:val="en-SE" w:eastAsia="en-SE"/>
+            </w:rPr>
+          </w:pPr>
+          <w:hyperlink w:anchor="_Toc230444603" w:history="1">
+            <w:r>
+              <w:rPr>
+                <w:rStyle w:val="Hyperlink"/>
+                <w:noProof/>
+                <w:lang w:val="en-SE"/>
+              </w:rPr>
+              <w:t>4.3 TEI/XML</w:t>
+            </w:r>
+            <w:r>
+              <w:rPr>
+                <w:noProof/>
+                <w:webHidden/>
+              </w:rPr>
+              <w:tab/>
+            </w:r>
+            <w:r>
+              <w:rPr>
+                <w:noProof/>
+                <w:webHidden/>
+              </w:rPr>
+              <w:fldChar w:fldCharType="begin"/>
+            </w:r>
+            <w:r>
+              <w:rPr>
+                <w:noProof/>
+                <w:webHidden/>
+              </w:rPr>
+              <w:instrText xml:space="preserve"> PAGEREF _Toc230444603 \h </w:instrText>
+            </w:r>
+            <w:r>
+              <w:rPr>
+                <w:noProof/>
+                <w:webHidden/>
+              </w:rPr>
+            </w:r>
+            <w:r>
+              <w:rPr>
+                <w:noProof/>
+                <w:webHidden/>
+              </w:rPr>
+              <w:fldChar w:fldCharType="separate"/>
+            </w:r>
+            <w:r>
+              <w:rPr>
+                <w:noProof/>
+                <w:webHidden/>
+              </w:rPr>
+              <w:t>4</w:t>
+            </w:r>
+            <w:r>
+              <w:rPr>
+                <w:noProof/>
+                <w:webHidden/>
+              </w:rPr>
+              <w:fldChar w:fldCharType="end"/>
+            </w:r>
+          </w:hyperlink>
+        </w:p>
+        <w:p>
+          <w:pPr>
+            <w:pStyle w:val="TOC2"/>
+            <w:tabs>
+              <w:tab w:val="right" w:leader="dot" w:pos="9016"/>
+            </w:tabs>
+            <w:rPr>
+              <w:rFonts w:eastAsiaTheme="minorEastAsia"/>
+              <w:noProof/>
+              <w:lang w:val="en-SE" w:eastAsia="en-SE"/>
+            </w:rPr>
+          </w:pPr>
+          <w:hyperlink w:anchor="_Toc230444604" w:history="1">
+            <w:r>
+              <w:rPr>
+                <w:rStyle w:val="Hyperlink"/>
+                <w:noProof/>
+                <w:lang w:val="en-SE"/>
+              </w:rPr>
+              <w:t>4.4. Metadata</w:t>
+            </w:r>
+            <w:r>
+              <w:rPr>
+                <w:noProof/>
+                <w:webHidden/>
+              </w:rPr>
+              <w:tab/>
+            </w:r>
+            <w:r>
+              <w:rPr>
+                <w:noProof/>
+                <w:webHidden/>
+              </w:rPr>
+              <w:fldChar w:fldCharType="begin"/>
+            </w:r>
+            <w:r>
+              <w:rPr>
+                <w:noProof/>
+                <w:webHidden/>
+              </w:rPr>
+              <w:instrText xml:space="preserve"> PAGEREF _Toc230444604 \h </w:instrText>
+            </w:r>
+            <w:r>
+              <w:rPr>
+                <w:noProof/>
+                <w:webHidden/>
+              </w:rPr>
+            </w:r>
+            <w:r>
+              <w:rPr>
+                <w:noProof/>
+                <w:webHidden/>
+              </w:rPr>
+              <w:fldChar w:fldCharType="separate"/>
+            </w:r>
+            <w:r>
+              <w:rPr>
+                <w:noProof/>
+                <w:webHidden/>
+              </w:rPr>
+              <w:t>5</w:t>
+            </w:r>
+            <w:r>
+              <w:rPr>
+                <w:noProof/>
+                <w:webHidden/>
+              </w:rPr>
+              <w:fldChar w:fldCharType="end"/>
+            </w:r>
+          </w:hyperlink>
+        </w:p>
+        <w:p>
+          <w:pPr>
+            <w:pStyle w:val="TOC2"/>
+            <w:tabs>
+              <w:tab w:val="right" w:leader="dot" w:pos="9016"/>
+            </w:tabs>
+            <w:rPr>
+              <w:rFonts w:eastAsiaTheme="minorEastAsia"/>
+              <w:noProof/>
+              <w:lang w:val="en-SE" w:eastAsia="en-SE"/>
+            </w:rPr>
+          </w:pPr>
+          <w:hyperlink w:anchor="_Toc230444605" w:history="1">
+            <w:r>
+              <w:rPr>
+                <w:rStyle w:val="Hyperlink"/>
+                <w:noProof/>
+                <w:lang w:val="en-SE"/>
+              </w:rPr>
+              <w:t>4.5. Webpage</w:t>
+            </w:r>
+            <w:r>
+              <w:rPr>
+                <w:noProof/>
+                <w:webHidden/>
+              </w:rPr>
+              <w:tab/>
+            </w:r>
+            <w:r>
+              <w:rPr>
+                <w:noProof/>
+                <w:webHidden/>
+              </w:rPr>
+              <w:fldChar w:fldCharType="begin"/>
+            </w:r>
+            <w:r>
+              <w:rPr>
+                <w:noProof/>
+                <w:webHidden/>
+              </w:rPr>
+              <w:instrText xml:space="preserve"> PAGEREF _Toc230444605 \h </w:instrText>
+            </w:r>
+            <w:r>
+              <w:rPr>
+                <w:noProof/>
+                <w:webHidden/>
+              </w:rPr>
+            </w:r>
+            <w:r>
+              <w:rPr>
+                <w:noProof/>
+                <w:webHidden/>
+              </w:rPr>
+              <w:fldChar w:fldCharType="separate"/>
+            </w:r>
+            <w:r>
+              <w:rPr>
+                <w:noProof/>
+                <w:webHidden/>
+              </w:rPr>
+              <w:t>6</w:t>
+            </w:r>
+            <w:r>
+              <w:rPr>
+                <w:noProof/>
+                <w:webHidden/>
+              </w:rPr>
+              <w:fldChar w:fldCharType="end"/>
+            </w:r>
+          </w:hyperlink>
+        </w:p>
+        <w:p>
+          <w:pPr>
+            <w:pStyle w:val="TOC2"/>
+            <w:tabs>
+              <w:tab w:val="right" w:leader="dot" w:pos="9016"/>
+            </w:tabs>
+            <w:rPr>
+              <w:rFonts w:eastAsiaTheme="minorEastAsia"/>
+              <w:noProof/>
+              <w:lang w:val="en-SE" w:eastAsia="en-SE"/>
+            </w:rPr>
+          </w:pPr>
+          <w:hyperlink w:anchor="_Toc230444606" w:history="1">
+            <w:r>
+              <w:rPr>
+                <w:rStyle w:val="Hyperlink"/>
+                <w:noProof/>
+                <w:lang w:val="en-SE"/>
+              </w:rPr>
+              <w:t>4.6. Publication</w:t>
+            </w:r>
+            <w:r>
+              <w:rPr>
+                <w:noProof/>
+                <w:webHidden/>
+              </w:rPr>
+              <w:tab/>
+            </w:r>
+            <w:r>
+              <w:rPr>
+                <w:noProof/>
+                <w:webHidden/>
+              </w:rPr>
+              <w:fldChar w:fldCharType="begin"/>
+            </w:r>
+            <w:r>
+              <w:rPr>
+                <w:noProof/>
+                <w:webHidden/>
+              </w:rPr>
+              <w:instrText xml:space="preserve"> PAGEREF _Toc230444606 \h </w:instrText>
+            </w:r>
+            <w:r>
+              <w:rPr>
+                <w:noProof/>
+                <w:webHidden/>
+              </w:rPr>
+            </w:r>
+            <w:r>
+              <w:rPr>
+                <w:noProof/>
+                <w:webHidden/>
+              </w:rPr>
+              <w:fldChar w:fldCharType="separate"/>
+            </w:r>
+            <w:r>
+              <w:rPr>
+                <w:noProof/>
+                <w:webHidden/>
+              </w:rPr>
+              <w:t>7</w:t>
+            </w:r>
+            <w:r>
+              <w:rPr>
+                <w:noProof/>
+                <w:webHidden/>
+              </w:rPr>
+              <w:fldChar w:fldCharType="end"/>
+            </w:r>
+          </w:hyperlink>
+        </w:p>
+        <w:p>
+          <w:pPr>
+            <w:pStyle w:val="TOC1"/>
+            <w:tabs>
+              <w:tab w:val="right" w:leader="dot" w:pos="9016"/>
+            </w:tabs>
+            <w:rPr>
+              <w:rFonts w:eastAsiaTheme="minorEastAsia"/>
+              <w:noProof/>
+              <w:lang w:val="en-SE" w:eastAsia="en-SE"/>
+            </w:rPr>
+          </w:pPr>
+          <w:hyperlink w:anchor="_Toc230444607" w:history="1">
+            <w:r>
+              <w:rPr>
+                <w:rStyle w:val="Hyperlink"/>
+                <w:noProof/>
+                <w:lang w:val="en-SE"/>
+              </w:rPr>
+              <w:t>5.      Time estimation</w:t>
+            </w:r>
+            <w:r>
+              <w:rPr>
+                <w:noProof/>
+                <w:webHidden/>
+              </w:rPr>
+              <w:tab/>
+            </w:r>
+            <w:r>
+              <w:rPr>
+                <w:noProof/>
+                <w:webHidden/>
+              </w:rPr>
+              <w:fldChar w:fldCharType="begin"/>
+            </w:r>
+            <w:r>
+              <w:rPr>
+                <w:noProof/>
+                <w:webHidden/>
+              </w:rPr>
+              <w:instrText xml:space="preserve"> PAGEREF _Toc230444607 \h </w:instrText>
+            </w:r>
+            <w:r>
+              <w:rPr>
+                <w:noProof/>
+                <w:webHidden/>
+              </w:rPr>
+            </w:r>
+            <w:r>
+              <w:rPr>
+                <w:noProof/>
+                <w:webHidden/>
+              </w:rPr>
+              <w:fldChar w:fldCharType="separate"/>
+            </w:r>
+            <w:r>
+              <w:rPr>
+                <w:noProof/>
+                <w:webHidden/>
+              </w:rPr>
+              <w:t>7</w:t>
+            </w:r>
+            <w:r>
+              <w:rPr>
+                <w:noProof/>
+                <w:webHidden/>
+              </w:rPr>
+              <w:fldChar w:fldCharType="end"/>
+            </w:r>
+          </w:hyperlink>
+        </w:p>
+        <w:p>
+          <w:pPr>
+            <w:pStyle w:val="TOC1"/>
+            <w:tabs>
+              <w:tab w:val="right" w:leader="dot" w:pos="9016"/>
+            </w:tabs>
+            <w:rPr>
+              <w:rFonts w:eastAsiaTheme="minorEastAsia"/>
+              <w:noProof/>
+              <w:lang w:val="en-SE" w:eastAsia="en-SE"/>
+            </w:rPr>
+          </w:pPr>
+          <w:hyperlink w:anchor="_Toc230444608" w:history="1">
+            <w:r>
+              <w:rPr>
+                <w:rStyle w:val="Hyperlink"/>
+                <w:noProof/>
+                <w:lang w:val="en-SE"/>
+              </w:rPr>
+              <w:t>6.      Discussion/Analysis</w:t>
+            </w:r>
+            <w:r>
+              <w:rPr>
+                <w:noProof/>
+                <w:webHidden/>
+              </w:rPr>
+              <w:tab/>
+            </w:r>
+            <w:r>
+              <w:rPr>
+                <w:noProof/>
+                <w:webHidden/>
+              </w:rPr>
+              <w:fldChar w:fldCharType="begin"/>
+            </w:r>
+            <w:r>
+              <w:rPr>
+                <w:noProof/>
+                <w:webHidden/>
+              </w:rPr>
+              <w:instrText xml:space="preserve"> PAGEREF _Toc230444608 \h </w:instrText>
+            </w:r>
+            <w:r>
+              <w:rPr>
+                <w:noProof/>
+                <w:webHidden/>
+              </w:rPr>
+            </w:r>
+            <w:r>
+              <w:rPr>
+                <w:noProof/>
+                <w:webHidden/>
+              </w:rPr>
+              <w:fldChar w:fldCharType="separate"/>
+            </w:r>
+            <w:r>
+              <w:rPr>
+                <w:noProof/>
+                <w:webHidden/>
+              </w:rPr>
+              <w:t>8</w:t>
+            </w:r>
+            <w:r>
+              <w:rPr>
+                <w:noProof/>
+                <w:webHidden/>
+              </w:rPr>
+              <w:fldChar w:fldCharType="end"/>
+            </w:r>
+          </w:hyperlink>
+        </w:p>
+        <w:p>
+          <w:pPr>
+            <w:pStyle w:val="TOC1"/>
+            <w:tabs>
+              <w:tab w:val="right" w:leader="dot" w:pos="9016"/>
+            </w:tabs>
+            <w:rPr>
+              <w:rFonts w:eastAsiaTheme="minorEastAsia"/>
+              <w:noProof/>
+              <w:lang w:val="en-SE" w:eastAsia="en-SE"/>
+            </w:rPr>
+          </w:pPr>
+          <w:hyperlink w:anchor="_Toc230444609" w:history="1">
+            <w:r>
+              <w:rPr>
+                <w:rStyle w:val="Hyperlink"/>
+                <w:noProof/>
+                <w:lang w:val="en-SE"/>
+              </w:rPr>
+              <w:t>References</w:t>
+            </w:r>
+            <w:r>
+              <w:rPr>
+                <w:noProof/>
+                <w:webHidden/>
+              </w:rPr>
+              <w:tab/>
+            </w:r>
+            <w:r>
+              <w:rPr>
+                <w:noProof/>
+                <w:webHidden/>
+              </w:rPr>
+              <w:fldChar w:fldCharType="begin"/>
+            </w:r>
+            <w:r>
+              <w:rPr>
+                <w:noProof/>
+                <w:webHidden/>
+              </w:rPr>
+              <w:instrText xml:space="preserve"> PAGEREF _Toc230444609 \h </w:instrText>
+            </w:r>
+            <w:r>
+              <w:rPr>
+                <w:noProof/>
+                <w:webHidden/>
+              </w:rPr>
+            </w:r>
+            <w:r>
+              <w:rPr>
+                <w:noProof/>
+                <w:webHidden/>
+              </w:rPr>
+              <w:fldChar w:fldCharType="separate"/>
+            </w:r>
+            <w:r>
+              <w:rPr>
+                <w:noProof/>
+                <w:webHidden/>
+              </w:rPr>
+              <w:t>10</w:t>
+            </w:r>
+            <w:r>
+              <w:rPr>
+                <w:noProof/>
+                <w:webHidden/>
+              </w:rPr>
+              <w:fldChar w:fldCharType="end"/>
+            </w:r>
+          </w:hyperlink>
+        </w:p>
+        <w:p>
+          <w:r>
+            <w:rPr>
+              <w:b/>
+              <w:bCs/>
+              <w:noProof/>
+            </w:rPr>
+            <w:fldChar w:fldCharType="end"/>
+          </w:r>
+        </w:p>
+      </w:sdtContent>
+    </w:sdt>
     <w:p>
       <w:pPr>
         <w:rPr>
@@ -111,18 +1063,38 @@
     </w:p>
     <w:p>
       <w:pPr>
+        <w:rPr>
+          <w:lang w:val="en-GB"/>
+        </w:rPr>
+      </w:pPr>
+    </w:p>
+    <w:p>
+      <w:pPr>
         <w:pStyle w:val="Heading1"/>
         <w:rPr>
           <w:lang w:val="en-SE"/>
         </w:rPr>
       </w:pPr>
-      <w:r>
-        <w:rPr>
-          <w:lang w:val="en-SE"/>
-        </w:rPr>
-        <w:lastRenderedPageBreak/>
-        <w:t>1.      Introduction</w:t>
-      </w:r>
+      <w:bookmarkStart w:id="0" w:name="_Toc230444597"/>
+      <w:r>
+        <w:rPr>
+          <w:lang w:val="en-SE"/>
+        </w:rPr>
+        <w:t>1</w:t>
+      </w:r>
+      <w:r>
+        <w:rPr>
+          <w:lang w:val="en-SE"/>
+        </w:rPr>
+        <w:t xml:space="preserve">. </w:t>
+      </w:r>
+      <w:r>
+        <w:rPr>
+          <w:lang w:val="en-SE"/>
+        </w:rPr>
+        <w:t>Introduction</w:t>
+      </w:r>
+      <w:bookmarkEnd w:id="0"/>
     </w:p>
     <w:p>
       <w:pPr>
@@ -173,180 +1145,34 @@
         <w:rPr>
           <w:lang w:val="en-SE"/>
         </w:rPr>
-        <w:t xml:space="preserve">Our project was undertaken in partnership with </w:t>
-      </w:r>
-      <w:proofErr w:type="spellStart"/>
-      <w:r>
-        <w:rPr>
-          <w:lang w:val="en-SE"/>
-        </w:rPr>
-        <w:t>Enåker’s</w:t>
-      </w:r>
-      <w:proofErr w:type="spellEnd"/>
-      <w:r>
-        <w:rPr>
-          <w:lang w:val="en-SE"/>
-        </w:rPr>
-        <w:t xml:space="preserve"> Local Heritage Federation (</w:t>
-      </w:r>
-      <w:proofErr w:type="spellStart"/>
-      <w:r>
-        <w:rPr>
-          <w:lang w:val="en-SE"/>
-        </w:rPr>
-        <w:t>swedish</w:t>
-      </w:r>
-      <w:proofErr w:type="spellEnd"/>
-      <w:r>
-        <w:rPr>
-          <w:lang w:val="en-SE"/>
-        </w:rPr>
-        <w:t xml:space="preserve">: </w:t>
-      </w:r>
-      <w:proofErr w:type="spellStart"/>
+        <w:t xml:space="preserve">Our project was undertaken in partnership with Enåker’s Local Heritage Federation (swedish: </w:t>
+      </w:r>
       <w:r>
         <w:rPr>
           <w:i/>
           <w:iCs/>
           <w:lang w:val="en-SE"/>
         </w:rPr>
-        <w:t>Enåkers</w:t>
-      </w:r>
-      <w:proofErr w:type="spellEnd"/>
-      <w:r>
-        <w:rPr>
-          <w:i/>
-          <w:iCs/>
-          <w:lang w:val="en-SE"/>
-        </w:rPr>
-        <w:t xml:space="preserve"> </w:t>
-      </w:r>
-      <w:proofErr w:type="spellStart"/>
-      <w:r>
-        <w:rPr>
-          <w:i/>
-          <w:iCs/>
-          <w:lang w:val="en-SE"/>
-        </w:rPr>
-        <w:t>hembygdsförening</w:t>
-      </w:r>
-      <w:proofErr w:type="spellEnd"/>
-      <w:r>
-        <w:rPr>
-          <w:lang w:val="en-SE"/>
-        </w:rPr>
-        <w:t xml:space="preserve">), an active and growing association focused on preserving the local history and heritage of the local area based in rural </w:t>
-      </w:r>
-      <w:proofErr w:type="spellStart"/>
-      <w:r>
-        <w:rPr>
-          <w:lang w:val="en-SE"/>
-        </w:rPr>
-        <w:t>Enåker</w:t>
-      </w:r>
-      <w:proofErr w:type="spellEnd"/>
-      <w:r>
-        <w:rPr>
-          <w:lang w:val="en-SE"/>
-        </w:rPr>
-        <w:t xml:space="preserve"> parish in Heby municipality, </w:t>
-      </w:r>
-      <w:proofErr w:type="gramStart"/>
-      <w:r>
-        <w:rPr>
-          <w:lang w:val="en-SE"/>
-        </w:rPr>
-        <w:t>Uppsala county</w:t>
-      </w:r>
-      <w:proofErr w:type="gramEnd"/>
-      <w:r>
-        <w:rPr>
-          <w:lang w:val="en-SE"/>
-        </w:rPr>
-        <w:t>. The Heritage Foundation provided us with little regulation regarding the material they wished us to digitise </w:t>
-      </w:r>
-    </w:p>
-    <w:p>
-      <w:pPr>
-        <w:rPr>
-          <w:lang w:val="en-SE"/>
-        </w:rPr>
-      </w:pPr>
-      <w:r>
-        <w:rPr>
-          <w:lang w:val="en-SE"/>
-        </w:rPr>
-        <w:t xml:space="preserve">We set out to digitise a logbook from a carpentry school in </w:t>
-      </w:r>
-      <w:proofErr w:type="spellStart"/>
-      <w:r>
-        <w:rPr>
-          <w:lang w:val="en-SE"/>
-        </w:rPr>
-        <w:t>Enåker</w:t>
-      </w:r>
-      <w:proofErr w:type="spellEnd"/>
-      <w:r>
-        <w:rPr>
-          <w:lang w:val="en-SE"/>
-        </w:rPr>
-        <w:t xml:space="preserve">, Uppsala region, Sweden, from 1900 to 1908. The logbook is stored at the Heby municipal </w:t>
-      </w:r>
-      <w:proofErr w:type="gramStart"/>
-      <w:r>
-        <w:rPr>
-          <w:lang w:val="en-SE"/>
-        </w:rPr>
-        <w:t>archive</w:t>
-      </w:r>
-      <w:proofErr w:type="gramEnd"/>
-      <w:r>
-        <w:rPr>
-          <w:lang w:val="en-SE"/>
-        </w:rPr>
-        <w:t xml:space="preserve"> and it was facilitated to us by the local community association in </w:t>
-      </w:r>
-      <w:proofErr w:type="spellStart"/>
-      <w:r>
-        <w:rPr>
-          <w:lang w:val="en-SE"/>
-        </w:rPr>
-        <w:t>Enåker</w:t>
-      </w:r>
-      <w:proofErr w:type="spellEnd"/>
-      <w:r>
-        <w:rPr>
-          <w:lang w:val="en-SE"/>
-        </w:rPr>
-        <w:t xml:space="preserve"> (</w:t>
-      </w:r>
-      <w:proofErr w:type="spellStart"/>
-      <w:r>
-        <w:rPr>
-          <w:lang w:val="en-SE"/>
-        </w:rPr>
-        <w:t>Enåkers</w:t>
-      </w:r>
-      <w:proofErr w:type="spellEnd"/>
-      <w:r>
-        <w:rPr>
-          <w:lang w:val="en-SE"/>
-        </w:rPr>
-        <w:t xml:space="preserve"> </w:t>
-      </w:r>
-      <w:proofErr w:type="spellStart"/>
-      <w:r>
-        <w:rPr>
-          <w:lang w:val="en-SE"/>
-        </w:rPr>
-        <w:t>hembygdsförening</w:t>
-      </w:r>
-      <w:proofErr w:type="spellEnd"/>
-      <w:r>
-        <w:rPr>
-          <w:lang w:val="en-SE"/>
-        </w:rPr>
-        <w:t>).</w:t>
+        <w:t>Enåkers hembygdsförening</w:t>
+      </w:r>
+      <w:r>
+        <w:rPr>
+          <w:lang w:val="en-SE"/>
+        </w:rPr>
+        <w:t>), an active and growing association focused on preserving the local history and heritage of the local area based in rural Enåker parish in Heby municipality, Uppsala county. The Heritage Foundation provided us with little regulation regarding the material they wished us to digitise </w:t>
+      </w:r>
+    </w:p>
+    <w:p>
+      <w:pPr>
+        <w:rPr>
+          <w:lang w:val="en-SE"/>
+        </w:rPr>
+      </w:pPr>
+      <w:r>
+        <w:rPr>
+          <w:lang w:val="en-SE"/>
+        </w:rPr>
+        <w:t>We set out to digitise a logbook from a carpentry school in Enåker, Uppsala region, Sweden, from 1900 to 1908. The logbook is stored at the Heby municipal archive and it was facilitated to us by the local community association in Enåker (Enåkers hembygdsförening).</w:t>
       </w:r>
     </w:p>
     <w:p>
@@ -356,12 +1182,26 @@
           <w:lang w:val="en-SE"/>
         </w:rPr>
       </w:pPr>
-      <w:r>
-        <w:rPr>
-          <w:lang w:val="en-SE"/>
-        </w:rPr>
-        <w:t>2.      Background/Context (consider removing and having just under intro)</w:t>
-      </w:r>
+      <w:bookmarkStart w:id="1" w:name="_Toc230444598"/>
+      <w:r>
+        <w:rPr>
+          <w:lang w:val="en-SE"/>
+        </w:rPr>
+        <w:t>2</w:t>
+      </w:r>
+      <w:r>
+        <w:rPr>
+          <w:lang w:val="en-SE"/>
+        </w:rPr>
+        <w:t xml:space="preserve">. </w:t>
+      </w:r>
+      <w:r>
+        <w:rPr>
+          <w:lang w:val="en-SE"/>
+        </w:rPr>
+        <w:t>Background/Context (consider removing and having just under intro)</w:t>
+      </w:r>
+      <w:bookmarkEnd w:id="1"/>
     </w:p>
     <w:p>
       <w:pPr>
@@ -386,179 +1226,53 @@
         <w:rPr>
           <w:lang w:val="en-SE"/>
         </w:rPr>
-        <w:t>·    About the “</w:t>
-      </w:r>
-      <w:proofErr w:type="spellStart"/>
-      <w:r>
-        <w:rPr>
-          <w:lang w:val="en-SE"/>
-        </w:rPr>
-        <w:t>hembygdsförening</w:t>
-      </w:r>
-      <w:proofErr w:type="spellEnd"/>
-      <w:r>
-        <w:rPr>
-          <w:lang w:val="en-SE"/>
-        </w:rPr>
-        <w:t>”. Previous research undertaken. </w:t>
-      </w:r>
-    </w:p>
-    <w:p>
-      <w:pPr>
-        <w:rPr>
-          <w:lang w:val="en-SE"/>
-        </w:rPr>
-      </w:pPr>
-      <w:r>
-        <w:rPr>
-          <w:lang w:val="en-SE"/>
-        </w:rPr>
-        <w:t>·       Context of woodwork lessons, school history.  (</w:t>
-      </w:r>
-      <w:proofErr w:type="spellStart"/>
-      <w:r>
-        <w:rPr>
-          <w:lang w:val="en-SE"/>
-        </w:rPr>
-        <w:t>träslöjd</w:t>
-      </w:r>
-      <w:proofErr w:type="spellEnd"/>
-      <w:r>
-        <w:rPr>
-          <w:lang w:val="en-SE"/>
-        </w:rPr>
-        <w:t xml:space="preserve">, </w:t>
-      </w:r>
-      <w:proofErr w:type="spellStart"/>
-      <w:r>
-        <w:rPr>
-          <w:lang w:val="en-SE"/>
-        </w:rPr>
-        <w:t>utbildning</w:t>
-      </w:r>
-      <w:proofErr w:type="spellEnd"/>
-      <w:r>
-        <w:rPr>
-          <w:lang w:val="en-SE"/>
-        </w:rPr>
-        <w:t>)</w:t>
-      </w:r>
-    </w:p>
-    <w:p>
-      <w:pPr>
-        <w:rPr>
-          <w:lang w:val="en-SE"/>
-        </w:rPr>
-      </w:pPr>
-    </w:p>
-    <w:p>
-      <w:pPr>
-        <w:rPr>
-          <w:lang w:val="en-SE"/>
-        </w:rPr>
-      </w:pPr>
-      <w:r>
-        <w:rPr>
-          <w:lang w:val="en-SE"/>
-        </w:rPr>
-        <w:t xml:space="preserve">The logbook is a register of pupils that attended </w:t>
-      </w:r>
-      <w:proofErr w:type="spellStart"/>
-      <w:r>
-        <w:rPr>
-          <w:lang w:val="en-SE"/>
-        </w:rPr>
-        <w:t>Enåkers</w:t>
-      </w:r>
-      <w:proofErr w:type="spellEnd"/>
-      <w:r>
-        <w:rPr>
-          <w:lang w:val="en-SE"/>
-        </w:rPr>
-        <w:t xml:space="preserve"> </w:t>
-      </w:r>
-      <w:proofErr w:type="spellStart"/>
-      <w:r>
-        <w:rPr>
-          <w:lang w:val="en-SE"/>
-        </w:rPr>
-        <w:t>slöjdskola</w:t>
-      </w:r>
-      <w:proofErr w:type="spellEnd"/>
-      <w:r>
-        <w:rPr>
-          <w:lang w:val="en-SE"/>
-        </w:rPr>
-        <w:t xml:space="preserve"> (</w:t>
-      </w:r>
-      <w:proofErr w:type="spellStart"/>
-      <w:r>
-        <w:rPr>
-          <w:lang w:val="en-SE"/>
-        </w:rPr>
-        <w:t>eng</w:t>
-      </w:r>
-      <w:proofErr w:type="spellEnd"/>
-      <w:r>
-        <w:rPr>
-          <w:lang w:val="en-SE"/>
-        </w:rPr>
-        <w:t xml:space="preserve">: woodwork or handwork school in </w:t>
-      </w:r>
-      <w:proofErr w:type="spellStart"/>
-      <w:r>
-        <w:rPr>
-          <w:lang w:val="en-SE"/>
-        </w:rPr>
-        <w:t>Enåker</w:t>
-      </w:r>
-      <w:proofErr w:type="spellEnd"/>
-      <w:r>
-        <w:rPr>
-          <w:lang w:val="en-SE"/>
-        </w:rPr>
-        <w:t xml:space="preserve">) between 1900 - 1908. In addition to their attendance record, the pupils’ </w:t>
-      </w:r>
-      <w:proofErr w:type="gramStart"/>
-      <w:r>
-        <w:rPr>
-          <w:lang w:val="en-SE"/>
-        </w:rPr>
-        <w:t>home towns</w:t>
-      </w:r>
-      <w:proofErr w:type="gramEnd"/>
-      <w:r>
-        <w:rPr>
-          <w:lang w:val="en-SE"/>
-        </w:rPr>
-        <w:t xml:space="preserve"> and guardians are listed alongside the projects created. Information on when the pupils started and finished a specific project is largely given, as is the grade given to each project. Occasionally, additional remarks are provided such as if a pupil has moved out of the parish for example. The register is handwritten.</w:t>
-      </w:r>
-    </w:p>
-    <w:p>
-      <w:pPr>
-        <w:rPr>
-          <w:lang w:val="en-SE"/>
-        </w:rPr>
-      </w:pPr>
-      <w:r>
-        <w:rPr>
-          <w:lang w:val="en-SE"/>
-        </w:rPr>
-        <w:t xml:space="preserve">The material is in an unconventional book format measuring 245 mm in width and 380 mm in length. The logbook has conventional pages sized 238 mm in width and 355 mm in length, as well as smaller pages measuring 113 mm in width and 355 mm in length. Between two conventional size paper sheets there are two smaller sized paper sheets, i.e. each </w:t>
-      </w:r>
-      <w:proofErr w:type="gramStart"/>
-      <w:r>
-        <w:rPr>
-          <w:lang w:val="en-SE"/>
-        </w:rPr>
-        <w:t>full size</w:t>
-      </w:r>
-      <w:proofErr w:type="gramEnd"/>
-      <w:r>
-        <w:rPr>
-          <w:lang w:val="en-SE"/>
-        </w:rPr>
-        <w:t xml:space="preserve"> page of the book is accompanied by two smaller pages.</w:t>
+        <w:t>·    About the “hembygdsförening”. Previous research undertaken. </w:t>
+      </w:r>
+    </w:p>
+    <w:p>
+      <w:pPr>
+        <w:rPr>
+          <w:lang w:val="en-SE"/>
+        </w:rPr>
+      </w:pPr>
+      <w:r>
+        <w:rPr>
+          <w:lang w:val="en-SE"/>
+        </w:rPr>
+        <w:t>·       Context of woodwork lessons, school history.  (träslöjd, utbildning)</w:t>
+      </w:r>
+    </w:p>
+    <w:p>
+      <w:pPr>
+        <w:rPr>
+          <w:lang w:val="en-SE"/>
+        </w:rPr>
+      </w:pPr>
+    </w:p>
+    <w:p>
+      <w:pPr>
+        <w:rPr>
+          <w:lang w:val="en-SE"/>
+        </w:rPr>
+      </w:pPr>
+      <w:r>
+        <w:rPr>
+          <w:lang w:val="en-SE"/>
+        </w:rPr>
+        <w:t>The logbook is a register of pupils that attended Enåkers slöjdskola (eng: woodwork or handwork school in Enåker) between 1900 - 1908. In addition to their attendance record, the pupils’ home towns and guardians are listed alongside the projects created. Information on when the pupils started and finished a specific project is largely given, as is the grade given to each project. Occasionally, additional remarks are provided such as if a pupil has moved out of the parish for example. The register is handwritten.</w:t>
+      </w:r>
+    </w:p>
+    <w:p>
+      <w:pPr>
+        <w:rPr>
+          <w:lang w:val="en-SE"/>
+        </w:rPr>
+      </w:pPr>
+      <w:r>
+        <w:rPr>
+          <w:lang w:val="en-SE"/>
+        </w:rPr>
+        <w:t>The material is in an unconventional book format measuring 245 mm in width and 380 mm in length. The logbook has conventional pages sized 238 mm in width and 355 mm in length, as well as smaller pages measuring 113 mm in width and 355 mm in length. Between two conventional size paper sheets there are two smaller sized paper sheets, i.e. each full size page of the book is accompanied by two smaller pages.</w:t>
       </w:r>
     </w:p>
     <w:p>
@@ -588,13 +1302,26 @@
           <w:lang w:val="en-SE"/>
         </w:rPr>
       </w:pPr>
-      <w:r>
-        <w:rPr>
-          <w:lang w:val="en-SE"/>
-        </w:rPr>
-        <w:lastRenderedPageBreak/>
-        <w:t>3.      Aim and research questions.</w:t>
-      </w:r>
+      <w:bookmarkStart w:id="2" w:name="_Toc230444599"/>
+      <w:r>
+        <w:rPr>
+          <w:lang w:val="en-SE"/>
+        </w:rPr>
+        <w:t>3</w:t>
+      </w:r>
+      <w:r>
+        <w:rPr>
+          <w:lang w:val="en-SE"/>
+        </w:rPr>
+        <w:t xml:space="preserve">. </w:t>
+      </w:r>
+      <w:r>
+        <w:rPr>
+          <w:lang w:val="en-SE"/>
+        </w:rPr>
+        <w:t>Aim and research questions.</w:t>
+      </w:r>
+      <w:bookmarkEnd w:id="2"/>
     </w:p>
     <w:p>
       <w:pPr>
@@ -629,6 +1356,7 @@
           <w:lang w:val="en-SE"/>
         </w:rPr>
       </w:pPr>
+      <w:bookmarkStart w:id="3" w:name="_Toc230444600"/>
       <w:r>
         <w:rPr>
           <w:b/>
@@ -639,1037 +1367,351 @@
       </w:r>
       <w:r>
         <w:rPr>
-          <w:lang w:val="en-SE"/>
-        </w:rPr>
-        <w:t xml:space="preserve">.      </w:t>
-      </w:r>
-      <w:r>
-        <w:rPr>
           <w:b/>
           <w:bCs/>
           <w:lang w:val="en-SE"/>
         </w:rPr>
-        <w:t xml:space="preserve">Methodology </w:t>
-      </w:r>
-      <w:r>
-        <w:rPr>
-          <w:lang w:val="en-SE"/>
-        </w:rPr>
-        <w:t xml:space="preserve">(ca 1/3 av </w:t>
-      </w:r>
-      <w:proofErr w:type="spellStart"/>
-      <w:r>
-        <w:rPr>
-          <w:lang w:val="en-SE"/>
-        </w:rPr>
-        <w:t>rapporten</w:t>
-      </w:r>
-      <w:proofErr w:type="spellEnd"/>
-      <w:r>
-        <w:rPr>
-          <w:lang w:val="en-SE"/>
-        </w:rPr>
-        <w:t xml:space="preserve"> - +- 1500 </w:t>
-      </w:r>
-      <w:proofErr w:type="spellStart"/>
-      <w:r>
-        <w:rPr>
-          <w:lang w:val="en-SE"/>
-        </w:rPr>
-        <w:t>ord</w:t>
-      </w:r>
-      <w:proofErr w:type="spellEnd"/>
-      <w:r>
-        <w:rPr>
-          <w:lang w:val="en-SE"/>
-        </w:rPr>
-        <w:t>)</w:t>
-      </w:r>
-    </w:p>
-    <w:p>
-      <w:pPr>
-        <w:pStyle w:val="Heading2"/>
-        <w:rPr>
-          <w:lang w:val="en-SE"/>
-        </w:rPr>
-      </w:pPr>
-      <w:r>
-        <w:rPr>
-          <w:lang w:val="en-SE"/>
-        </w:rPr>
-        <w:t>4.1 Image Capture</w:t>
-      </w:r>
-    </w:p>
-    <w:p>
-      <w:pPr>
-        <w:rPr>
-          <w:lang w:val="en-SE"/>
-        </w:rPr>
-      </w:pPr>
-      <w:r>
-        <w:rPr>
-          <w:lang w:val="en-SE"/>
-        </w:rPr>
-        <w:t xml:space="preserve">·       Hur vi </w:t>
-      </w:r>
-      <w:proofErr w:type="spellStart"/>
-      <w:r>
-        <w:rPr>
-          <w:lang w:val="en-SE"/>
-        </w:rPr>
-        <w:t>fotade</w:t>
-      </w:r>
-      <w:proofErr w:type="spellEnd"/>
-      <w:r>
-        <w:rPr>
-          <w:lang w:val="en-SE"/>
-        </w:rPr>
-        <w:t>/</w:t>
-      </w:r>
-      <w:proofErr w:type="spellStart"/>
-      <w:r>
-        <w:rPr>
-          <w:lang w:val="en-SE"/>
-        </w:rPr>
-        <w:t>skannade</w:t>
-      </w:r>
-      <w:proofErr w:type="spellEnd"/>
-    </w:p>
-    <w:p>
-      <w:pPr>
-        <w:rPr>
-          <w:lang w:val="en-SE"/>
-        </w:rPr>
-      </w:pPr>
-      <w:r>
-        <w:rPr>
-          <w:lang w:val="en-SE"/>
-        </w:rPr>
-        <w:t xml:space="preserve">·       </w:t>
-      </w:r>
-      <w:proofErr w:type="spellStart"/>
-      <w:r>
-        <w:rPr>
-          <w:lang w:val="en-SE"/>
-        </w:rPr>
-        <w:t>Filformat</w:t>
-      </w:r>
-      <w:proofErr w:type="spellEnd"/>
-      <w:r>
-        <w:rPr>
-          <w:lang w:val="en-SE"/>
-        </w:rPr>
-        <w:t xml:space="preserve"> (TIFF/JPEG), </w:t>
-      </w:r>
-      <w:proofErr w:type="spellStart"/>
-      <w:r>
-        <w:rPr>
-          <w:lang w:val="en-SE"/>
-        </w:rPr>
-        <w:t>pixlar</w:t>
-      </w:r>
-      <w:proofErr w:type="spellEnd"/>
-      <w:r>
-        <w:rPr>
-          <w:lang w:val="en-SE"/>
-        </w:rPr>
-        <w:t xml:space="preserve"> mm</w:t>
-      </w:r>
-    </w:p>
-    <w:p>
-      <w:pPr>
-        <w:rPr>
-          <w:lang w:val="en-SE"/>
-        </w:rPr>
-      </w:pPr>
-      <w:r>
-        <w:rPr>
-          <w:lang w:val="en-SE"/>
-        </w:rPr>
-        <w:t>·       Problem (</w:t>
-      </w:r>
-      <w:proofErr w:type="spellStart"/>
-      <w:r>
-        <w:rPr>
-          <w:lang w:val="en-SE"/>
-        </w:rPr>
-        <w:t>ljus</w:t>
-      </w:r>
-      <w:proofErr w:type="spellEnd"/>
-      <w:r>
-        <w:rPr>
-          <w:lang w:val="en-SE"/>
-        </w:rPr>
-        <w:t xml:space="preserve">, </w:t>
-      </w:r>
-      <w:proofErr w:type="spellStart"/>
-      <w:r>
-        <w:rPr>
-          <w:lang w:val="en-SE"/>
-        </w:rPr>
-        <w:t>stort</w:t>
-      </w:r>
-      <w:proofErr w:type="spellEnd"/>
-      <w:r>
-        <w:rPr>
-          <w:lang w:val="en-SE"/>
-        </w:rPr>
-        <w:t xml:space="preserve"> format</w:t>
-      </w:r>
-      <w:proofErr w:type="gramStart"/>
-      <w:r>
-        <w:rPr>
-          <w:lang w:val="en-SE"/>
-        </w:rPr>
-        <w:t>, ”</w:t>
-      </w:r>
-      <w:proofErr w:type="spellStart"/>
-      <w:r>
-        <w:rPr>
-          <w:lang w:val="en-SE"/>
-        </w:rPr>
-        <w:t>småflikar</w:t>
-      </w:r>
-      <w:proofErr w:type="spellEnd"/>
-      <w:proofErr w:type="gramEnd"/>
-      <w:r>
-        <w:rPr>
-          <w:lang w:val="en-SE"/>
-        </w:rPr>
-        <w:t>” etc.)</w:t>
-      </w:r>
-    </w:p>
-    <w:p>
-      <w:pPr>
-        <w:pStyle w:val="Heading2"/>
-        <w:rPr>
-          <w:lang w:val="en-SE"/>
-        </w:rPr>
-      </w:pPr>
-      <w:r>
-        <w:rPr>
-          <w:lang w:val="en-SE"/>
-        </w:rPr>
-        <w:t xml:space="preserve">4.2 Text Capture (OCR / </w:t>
-      </w:r>
-      <w:proofErr w:type="spellStart"/>
-      <w:r>
-        <w:rPr>
-          <w:lang w:val="en-SE"/>
-        </w:rPr>
-        <w:t>manuell</w:t>
-      </w:r>
-      <w:proofErr w:type="spellEnd"/>
-      <w:r>
-        <w:rPr>
-          <w:lang w:val="en-SE"/>
-        </w:rPr>
-        <w:t>)</w:t>
-      </w:r>
-    </w:p>
-    <w:p>
-      <w:pPr>
-        <w:rPr>
-          <w:lang w:val="en-SE"/>
-        </w:rPr>
-      </w:pPr>
-      <w:r>
-        <w:rPr>
-          <w:lang w:val="en-SE"/>
-        </w:rPr>
-        <w:t xml:space="preserve">·       </w:t>
-      </w:r>
-      <w:proofErr w:type="spellStart"/>
-      <w:r>
-        <w:rPr>
-          <w:lang w:val="en-SE"/>
-        </w:rPr>
-        <w:t>Verktyg</w:t>
-      </w:r>
-      <w:proofErr w:type="spellEnd"/>
-      <w:r>
-        <w:rPr>
-          <w:lang w:val="en-SE"/>
-        </w:rPr>
-        <w:t>/</w:t>
-      </w:r>
-      <w:proofErr w:type="spellStart"/>
-      <w:r>
-        <w:rPr>
-          <w:lang w:val="en-SE"/>
-        </w:rPr>
-        <w:t>metoder</w:t>
-      </w:r>
-      <w:proofErr w:type="spellEnd"/>
-    </w:p>
-    <w:p>
-      <w:pPr>
-        <w:rPr>
-          <w:lang w:val="en-SE"/>
-        </w:rPr>
-      </w:pPr>
-      <w:r>
-        <w:rPr>
-          <w:lang w:val="en-SE"/>
-        </w:rPr>
-        <w:t xml:space="preserve">·       Hur bra det </w:t>
-      </w:r>
-      <w:proofErr w:type="spellStart"/>
-      <w:r>
-        <w:rPr>
-          <w:lang w:val="en-SE"/>
-        </w:rPr>
-        <w:t>fungerade</w:t>
-      </w:r>
-      <w:proofErr w:type="spellEnd"/>
-    </w:p>
-    <w:p>
-      <w:pPr>
-        <w:rPr>
-          <w:lang w:val="en-SE"/>
-        </w:rPr>
-      </w:pPr>
-      <w:r>
-        <w:rPr>
-          <w:lang w:val="en-SE"/>
-        </w:rPr>
-        <w:t xml:space="preserve">·       </w:t>
-      </w:r>
-      <w:proofErr w:type="spellStart"/>
-      <w:r>
-        <w:rPr>
-          <w:lang w:val="en-SE"/>
-        </w:rPr>
-        <w:t>Korrekturläsning</w:t>
-      </w:r>
-      <w:proofErr w:type="spellEnd"/>
-    </w:p>
-    <w:p>
-      <w:pPr>
-        <w:pStyle w:val="Heading2"/>
-        <w:rPr>
-          <w:lang w:val="en-SE"/>
-        </w:rPr>
-      </w:pPr>
-      <w:r>
-        <w:rPr>
-          <w:lang w:val="en-SE"/>
-        </w:rPr>
-        <w:t> 4.3 TEI/XML</w:t>
-      </w:r>
-    </w:p>
-    <w:p>
-      <w:pPr>
-        <w:rPr>
-          <w:lang w:val="en-SE"/>
-        </w:rPr>
-      </w:pPr>
-      <w:r>
-        <w:rPr>
-          <w:lang w:val="en-SE"/>
-        </w:rPr>
-        <w:t>To address whether TEI would be an appropriate approach towards preserving historical digitised logbooks, we first attempted preserving the transcribed text directly in HTML. For this, we encoded tables directly in HTML, though we quickly realised that using TEI would be the superior approach for preserving our material.</w:t>
-      </w:r>
-    </w:p>
-    <w:p>
-      <w:pPr>
-        <w:rPr>
-          <w:lang w:val="en-SE"/>
-        </w:rPr>
-      </w:pPr>
-      <w:r>
-        <w:rPr>
-          <w:lang w:val="en-SE"/>
-        </w:rPr>
-        <w:t>Ultimately, we used TEI to encode the logbook’s transcription on the website. Our choice to use TEI was highly based on how it facilitates the preservation of the material.</w:t>
-      </w:r>
-      <w:r>
-        <w:rPr>
-          <w:lang w:val="en-SE"/>
-        </w:rPr>
-        <w:br/>
-      </w:r>
-      <w:r>
-        <w:rPr>
-          <w:lang w:val="en-SE"/>
-        </w:rPr>
-        <w:tab/>
-        <w:t xml:space="preserve">With TEI, preservation of text elements such as names and dates was relatively easy, as specific tags can be used for those. Moreover, TEI made it simple for us to preserve the table structure that exists in the original logbook. </w:t>
-      </w:r>
-      <w:r>
-        <w:rPr>
-          <w:lang w:val="en-SE"/>
-        </w:rPr>
-        <w:br/>
-        <w:t xml:space="preserve">We also chose to use TEI due to its ability to store the metadata. Specific details on </w:t>
-      </w:r>
-      <w:r>
-        <w:rPr>
-          <w:lang w:val="en-SE"/>
-        </w:rPr>
-        <w:lastRenderedPageBreak/>
-        <w:t>which metadata standard and elements we chose for this project can be found under section 4.3.</w:t>
-      </w:r>
-    </w:p>
-    <w:p>
-      <w:pPr>
-        <w:rPr>
-          <w:lang w:val="en-SE"/>
-        </w:rPr>
-      </w:pPr>
-      <w:r>
-        <w:rPr>
-          <w:lang w:val="en-SE"/>
-        </w:rPr>
-        <w:t>The TEI file is, as expected, in XML format. As a starting point, we used Wout Dillen’s DCHM template. To code the TEI file, we used Oxygen XML Editor.</w:t>
-      </w:r>
-    </w:p>
-    <w:p>
-      <w:pPr>
-        <w:rPr>
-          <w:lang w:val="en-SE"/>
-        </w:rPr>
-      </w:pPr>
-      <w:r>
-        <w:rPr>
-          <w:lang w:val="en-SE"/>
-        </w:rPr>
-        <w:t>The file is structured using three main modules: &lt;</w:t>
-      </w:r>
-      <w:proofErr w:type="spellStart"/>
-      <w:r>
-        <w:rPr>
-          <w:lang w:val="en-SE"/>
-        </w:rPr>
-        <w:t>teiHeader</w:t>
-      </w:r>
-      <w:proofErr w:type="spellEnd"/>
-      <w:r>
-        <w:rPr>
-          <w:lang w:val="en-SE"/>
-        </w:rPr>
-        <w:t xml:space="preserve">&gt;, &lt;facsimile&gt;, and &lt;text&gt;. All project and logbook related metadata </w:t>
-      </w:r>
-      <w:proofErr w:type="gramStart"/>
-      <w:r>
-        <w:rPr>
-          <w:lang w:val="en-SE"/>
-        </w:rPr>
-        <w:t>is</w:t>
-      </w:r>
-      <w:proofErr w:type="gramEnd"/>
-      <w:r>
-        <w:rPr>
-          <w:lang w:val="en-SE"/>
-        </w:rPr>
-        <w:t xml:space="preserve"> stored under &lt;</w:t>
-      </w:r>
-      <w:proofErr w:type="spellStart"/>
-      <w:r>
-        <w:rPr>
-          <w:lang w:val="en-SE"/>
-        </w:rPr>
-        <w:t>teiHeader</w:t>
-      </w:r>
-      <w:proofErr w:type="spellEnd"/>
-      <w:r>
-        <w:rPr>
-          <w:lang w:val="en-SE"/>
-        </w:rPr>
-        <w:t>&gt;. All images are described as separate &lt;surface&gt; elements under &lt;facsimile&gt;, and all transcribed text is stored under different &lt;div&gt; elements under &lt;text&gt;. </w:t>
-      </w:r>
-    </w:p>
-    <w:p>
-      <w:pPr>
-        <w:rPr>
-          <w:lang w:val="en-SE"/>
-        </w:rPr>
-      </w:pPr>
-      <w:r>
-        <w:rPr>
-          <w:lang w:val="en-SE"/>
-        </w:rPr>
-        <w:t>Each &lt;surface&gt; element was given a unique ID, which was used to link to the corresponding &lt;div&gt; under &lt;text&gt;. Each &lt;surface&gt; element has a &lt;figure&gt; element nested under it, and each &lt;figure&gt; is described with a &lt;label&gt; element, a &lt;</w:t>
-      </w:r>
-      <w:proofErr w:type="spellStart"/>
-      <w:r>
-        <w:rPr>
-          <w:lang w:val="en-SE"/>
-        </w:rPr>
-        <w:t>figDesc</w:t>
-      </w:r>
-      <w:proofErr w:type="spellEnd"/>
-      <w:r>
-        <w:rPr>
-          <w:lang w:val="en-SE"/>
-        </w:rPr>
-        <w:t>&gt; element, and a &lt;graphic&gt; element, which is also assigned a unique ID.</w:t>
-      </w:r>
-    </w:p>
-    <w:p>
-      <w:pPr>
-        <w:rPr>
-          <w:lang w:val="en-SE"/>
-        </w:rPr>
-      </w:pPr>
-      <w:r>
-        <w:rPr>
-          <w:lang w:val="en-SE"/>
-        </w:rPr>
-        <w:t>To preserve the tabular nature of the logbook, the element &lt;table&gt; was used under &lt;div&gt;. An exception to this was the transcription of the logbook’s cover and first page, which are not in tabular format.</w:t>
-      </w:r>
-    </w:p>
-    <w:p>
-      <w:pPr>
-        <w:rPr>
-          <w:lang w:val="en-SE"/>
-        </w:rPr>
-      </w:pPr>
-      <w:r>
-        <w:rPr>
-          <w:lang w:val="en-SE"/>
-        </w:rPr>
-        <w:t> </w:t>
-      </w:r>
-      <w:r>
-        <w:rPr>
-          <w:lang w:val="en-SE"/>
-        </w:rPr>
-        <w:tab/>
-        <w:t>More information on the metadata fields used under &lt;</w:t>
-      </w:r>
-      <w:proofErr w:type="spellStart"/>
-      <w:r>
-        <w:rPr>
-          <w:lang w:val="en-SE"/>
-        </w:rPr>
-        <w:t>teiHeader</w:t>
-      </w:r>
-      <w:proofErr w:type="spellEnd"/>
-      <w:r>
-        <w:rPr>
-          <w:lang w:val="en-SE"/>
-        </w:rPr>
-        <w:t>&gt;, including the &lt;</w:t>
-      </w:r>
-      <w:proofErr w:type="spellStart"/>
-      <w:r>
-        <w:rPr>
-          <w:lang w:val="en-SE"/>
-        </w:rPr>
-        <w:t>handNote</w:t>
-      </w:r>
-      <w:proofErr w:type="spellEnd"/>
-      <w:r>
-        <w:rPr>
-          <w:lang w:val="en-SE"/>
-        </w:rPr>
-        <w:t>&gt; elements, can be found in section 4.4.</w:t>
-      </w:r>
-    </w:p>
-    <w:p>
-      <w:pPr>
-        <w:rPr>
-          <w:lang w:val="en-SE"/>
-        </w:rPr>
-      </w:pPr>
-      <w:r>
-        <w:rPr>
-          <w:lang w:val="en-SE"/>
-        </w:rPr>
-        <w:t>The specific challenges we encountered when using TEI are reviewed under section 7.</w:t>
-      </w:r>
-      <w:r>
-        <w:rPr>
-          <w:lang w:val="en-SE"/>
-        </w:rPr>
-        <w:br/>
-      </w:r>
-      <w:r>
-        <w:rPr>
-          <w:lang w:val="en-SE"/>
-        </w:rPr>
-        <w:br/>
-      </w:r>
-    </w:p>
-    <w:p>
-      <w:pPr>
-        <w:pStyle w:val="Heading2"/>
-        <w:rPr>
-          <w:lang w:val="en-SE"/>
-        </w:rPr>
-      </w:pPr>
-      <w:r>
-        <w:rPr>
-          <w:lang w:val="en-SE"/>
-        </w:rPr>
-        <w:t>4.4. Metadata</w:t>
-      </w:r>
-    </w:p>
-    <w:p>
-      <w:pPr>
-        <w:rPr>
-          <w:lang w:val="en-SE"/>
-        </w:rPr>
-      </w:pPr>
-      <w:r>
-        <w:rPr>
-          <w:lang w:val="en-SE"/>
-        </w:rPr>
-        <w:tab/>
-      </w:r>
-      <w:r>
-        <w:rPr>
-          <w:lang w:val="en-SE"/>
-        </w:rPr>
-        <w:tab/>
-        <w:t>To preserve information about the logbook and this project and to keep it accessible, we chose to store all the metadata in the TEI file. All metadata are stored under the element &lt;</w:t>
-      </w:r>
-      <w:proofErr w:type="spellStart"/>
-      <w:r>
-        <w:rPr>
-          <w:lang w:val="en-SE"/>
-        </w:rPr>
-        <w:t>teiHeader</w:t>
-      </w:r>
-      <w:proofErr w:type="spellEnd"/>
-      <w:r>
-        <w:rPr>
-          <w:lang w:val="en-SE"/>
-        </w:rPr>
-        <w:t>&gt;.</w:t>
-      </w:r>
-      <w:r>
-        <w:rPr>
-          <w:lang w:val="en-SE"/>
-        </w:rPr>
-        <w:br/>
-      </w:r>
-      <w:r>
-        <w:rPr>
-          <w:lang w:val="en-SE"/>
-        </w:rPr>
-        <w:tab/>
-        <w:t>Under &lt;</w:t>
-      </w:r>
-      <w:proofErr w:type="spellStart"/>
-      <w:r>
-        <w:rPr>
-          <w:lang w:val="en-SE"/>
-        </w:rPr>
-        <w:t>teiHeader</w:t>
-      </w:r>
-      <w:proofErr w:type="spellEnd"/>
-      <w:r>
-        <w:rPr>
-          <w:lang w:val="en-SE"/>
-        </w:rPr>
-        <w:t>&gt; there are two nested elements &lt;</w:t>
-      </w:r>
-      <w:proofErr w:type="spellStart"/>
-      <w:r>
-        <w:rPr>
-          <w:lang w:val="en-SE"/>
-        </w:rPr>
-        <w:t>fileDesc</w:t>
-      </w:r>
-      <w:proofErr w:type="spellEnd"/>
-      <w:r>
-        <w:rPr>
-          <w:lang w:val="en-SE"/>
-        </w:rPr>
-        <w:t>&gt;, which was used to store all project metadata, as well as information about the logbooks content and physical characteristics, and &lt;</w:t>
-      </w:r>
-      <w:proofErr w:type="spellStart"/>
-      <w:r>
-        <w:rPr>
-          <w:lang w:val="en-SE"/>
-        </w:rPr>
-        <w:t>profileDesc</w:t>
-      </w:r>
-      <w:proofErr w:type="spellEnd"/>
-      <w:r>
-        <w:rPr>
-          <w:lang w:val="en-SE"/>
-        </w:rPr>
-        <w:t>&gt;, which was used to store information on the language of the logbook under and types of ink used.</w:t>
-      </w:r>
-    </w:p>
-    <w:p>
-      <w:pPr>
-        <w:rPr>
-          <w:lang w:val="en-SE"/>
-        </w:rPr>
-      </w:pPr>
-      <w:r>
-        <w:rPr>
-          <w:lang w:val="en-SE"/>
-        </w:rPr>
-        <w:tab/>
-      </w:r>
-      <w:r>
-        <w:rPr>
-          <w:lang w:val="en-SE"/>
-        </w:rPr>
-        <w:tab/>
-        <w:t>The element &lt;</w:t>
-      </w:r>
-      <w:proofErr w:type="spellStart"/>
-      <w:r>
-        <w:rPr>
-          <w:lang w:val="en-SE"/>
-        </w:rPr>
-        <w:t>fileDesc</w:t>
-      </w:r>
-      <w:proofErr w:type="spellEnd"/>
-      <w:r>
-        <w:rPr>
-          <w:lang w:val="en-SE"/>
-        </w:rPr>
-        <w:t>&gt; contains three nested elements: &lt;</w:t>
-      </w:r>
-      <w:proofErr w:type="spellStart"/>
-      <w:r>
-        <w:rPr>
-          <w:lang w:val="en-SE"/>
-        </w:rPr>
-        <w:t>titleStmt</w:t>
-      </w:r>
-      <w:proofErr w:type="spellEnd"/>
-      <w:r>
-        <w:rPr>
-          <w:lang w:val="en-SE"/>
-        </w:rPr>
-        <w:t>&gt; that stores information on the title and project authors; &lt;</w:t>
-      </w:r>
-      <w:proofErr w:type="spellStart"/>
-      <w:r>
-        <w:rPr>
-          <w:lang w:val="en-SE"/>
-        </w:rPr>
-        <w:t>publicationStmt</w:t>
-      </w:r>
-      <w:proofErr w:type="spellEnd"/>
-      <w:r>
-        <w:rPr>
-          <w:lang w:val="en-SE"/>
-        </w:rPr>
-        <w:t>&gt; that stores discovery metadata, and &lt;</w:t>
-      </w:r>
-      <w:proofErr w:type="spellStart"/>
-      <w:r>
-        <w:rPr>
-          <w:lang w:val="en-SE"/>
-        </w:rPr>
-        <w:t>sourceDesc</w:t>
-      </w:r>
-      <w:proofErr w:type="spellEnd"/>
-      <w:r>
-        <w:rPr>
-          <w:lang w:val="en-SE"/>
-        </w:rPr>
-        <w:t>&gt;, that stores metadata on the logbook itself. Under &lt;</w:t>
-      </w:r>
-      <w:proofErr w:type="spellStart"/>
-      <w:r>
-        <w:rPr>
-          <w:lang w:val="en-SE"/>
-        </w:rPr>
-        <w:t>titleStmt</w:t>
-      </w:r>
-      <w:proofErr w:type="spellEnd"/>
-      <w:r>
-        <w:rPr>
-          <w:lang w:val="en-SE"/>
-        </w:rPr>
-        <w:t>&gt; we used the field &lt;title&gt; to store the project’s title, as well as the fields &lt;author&gt; and &lt;principal&gt; to store information on the project’s authors and transcribers, respectively. </w:t>
-      </w:r>
-    </w:p>
-    <w:p>
-      <w:pPr>
-        <w:rPr>
-          <w:lang w:val="en-SE"/>
-        </w:rPr>
-      </w:pPr>
-      <w:r>
-        <w:rPr>
-          <w:lang w:val="en-SE"/>
-        </w:rPr>
-        <w:t>The most complex element under &lt;</w:t>
-      </w:r>
-      <w:proofErr w:type="spellStart"/>
-      <w:r>
-        <w:rPr>
-          <w:lang w:val="en-SE"/>
-        </w:rPr>
-        <w:t>teiHeader</w:t>
-      </w:r>
-      <w:proofErr w:type="spellEnd"/>
-      <w:r>
-        <w:rPr>
-          <w:lang w:val="en-SE"/>
-        </w:rPr>
-        <w:t>&gt; is &lt;</w:t>
-      </w:r>
-      <w:proofErr w:type="spellStart"/>
-      <w:r>
-        <w:rPr>
-          <w:lang w:val="en-SE"/>
-        </w:rPr>
-        <w:t>sourceDesc</w:t>
-      </w:r>
-      <w:proofErr w:type="spellEnd"/>
-      <w:r>
-        <w:rPr>
-          <w:lang w:val="en-SE"/>
-        </w:rPr>
-        <w:t xml:space="preserve">&gt;, which stores information on the logbook, its content, and its physical characteristics. We used the </w:t>
-      </w:r>
-      <w:r>
-        <w:rPr>
-          <w:lang w:val="en-SE"/>
-        </w:rPr>
-        <w:lastRenderedPageBreak/>
-        <w:t>element &lt;</w:t>
-      </w:r>
-      <w:proofErr w:type="spellStart"/>
-      <w:r>
-        <w:rPr>
-          <w:lang w:val="en-SE"/>
-        </w:rPr>
-        <w:t>msDesc</w:t>
-      </w:r>
-      <w:proofErr w:type="spellEnd"/>
-      <w:r>
-        <w:rPr>
-          <w:lang w:val="en-SE"/>
-        </w:rPr>
-        <w:t>&gt; to describe the manuscript. Under it, the elements &lt;</w:t>
-      </w:r>
-      <w:proofErr w:type="spellStart"/>
-      <w:r>
-        <w:rPr>
-          <w:lang w:val="en-SE"/>
-        </w:rPr>
-        <w:t>msIdentifier</w:t>
-      </w:r>
-      <w:proofErr w:type="spellEnd"/>
-      <w:r>
-        <w:rPr>
-          <w:lang w:val="en-SE"/>
-        </w:rPr>
-        <w:t>&gt;, &lt;</w:t>
-      </w:r>
-      <w:proofErr w:type="spellStart"/>
-      <w:r>
-        <w:rPr>
-          <w:lang w:val="en-SE"/>
-        </w:rPr>
-        <w:t>msContents</w:t>
-      </w:r>
-      <w:proofErr w:type="spellEnd"/>
-      <w:r>
-        <w:rPr>
-          <w:lang w:val="en-SE"/>
-        </w:rPr>
-        <w:t>&gt;, and &lt;</w:t>
-      </w:r>
-      <w:proofErr w:type="spellStart"/>
-      <w:r>
-        <w:rPr>
-          <w:lang w:val="en-SE"/>
-        </w:rPr>
-        <w:t>physDesc</w:t>
-      </w:r>
-      <w:proofErr w:type="spellEnd"/>
-      <w:r>
-        <w:rPr>
-          <w:lang w:val="en-SE"/>
-        </w:rPr>
-        <w:t>&gt; are nested. The element &lt;</w:t>
-      </w:r>
-      <w:proofErr w:type="spellStart"/>
-      <w:r>
-        <w:rPr>
-          <w:lang w:val="en-SE"/>
-        </w:rPr>
-        <w:t>msIdentifier</w:t>
-      </w:r>
-      <w:proofErr w:type="spellEnd"/>
-      <w:r>
-        <w:rPr>
-          <w:lang w:val="en-SE"/>
-        </w:rPr>
-        <w:t>&gt; contains the element &lt;repository&gt;, which describes where the physical logbook is stored. Under &lt;</w:t>
-      </w:r>
-      <w:proofErr w:type="spellStart"/>
-      <w:r>
-        <w:rPr>
-          <w:lang w:val="en-SE"/>
-        </w:rPr>
-        <w:t>msContents</w:t>
-      </w:r>
-      <w:proofErr w:type="spellEnd"/>
-      <w:r>
-        <w:rPr>
-          <w:lang w:val="en-SE"/>
-        </w:rPr>
-        <w:t>&gt;, we give a description of the information stored in the logbook. To describe the unique physical features of the logbook, we used the elements &lt;</w:t>
-      </w:r>
-      <w:proofErr w:type="spellStart"/>
-      <w:r>
-        <w:rPr>
-          <w:lang w:val="en-SE"/>
-        </w:rPr>
-        <w:t>objectDesc</w:t>
-      </w:r>
-      <w:proofErr w:type="spellEnd"/>
-      <w:r>
-        <w:rPr>
-          <w:lang w:val="en-SE"/>
-        </w:rPr>
-        <w:t>&gt; under &lt;</w:t>
-      </w:r>
-      <w:proofErr w:type="spellStart"/>
-      <w:r>
-        <w:rPr>
-          <w:lang w:val="en-SE"/>
-        </w:rPr>
-        <w:t>physDesc</w:t>
-      </w:r>
-      <w:proofErr w:type="spellEnd"/>
-      <w:r>
-        <w:rPr>
-          <w:lang w:val="en-SE"/>
-        </w:rPr>
-        <w:t>&gt;. The element &lt;</w:t>
-      </w:r>
-      <w:proofErr w:type="spellStart"/>
-      <w:r>
-        <w:rPr>
-          <w:lang w:val="en-SE"/>
-        </w:rPr>
-        <w:t>objectDesc</w:t>
-      </w:r>
-      <w:proofErr w:type="spellEnd"/>
-      <w:r>
-        <w:rPr>
-          <w:lang w:val="en-SE"/>
-        </w:rPr>
-        <w:t>&gt; encompasses two elements: &lt;</w:t>
-      </w:r>
-      <w:proofErr w:type="spellStart"/>
-      <w:r>
-        <w:rPr>
-          <w:lang w:val="en-SE"/>
-        </w:rPr>
-        <w:t>supportDesc</w:t>
-      </w:r>
-      <w:proofErr w:type="spellEnd"/>
-      <w:r>
-        <w:rPr>
-          <w:lang w:val="en-SE"/>
-        </w:rPr>
-        <w:t>&gt; and &lt;</w:t>
-      </w:r>
-      <w:proofErr w:type="spellStart"/>
-      <w:r>
-        <w:rPr>
-          <w:lang w:val="en-SE"/>
-        </w:rPr>
-        <w:t>layoutDesc</w:t>
-      </w:r>
-      <w:proofErr w:type="spellEnd"/>
-      <w:r>
-        <w:rPr>
-          <w:lang w:val="en-SE"/>
-        </w:rPr>
-        <w:t>&gt;. In TEI, the &lt;</w:t>
-      </w:r>
-      <w:proofErr w:type="spellStart"/>
-      <w:r>
-        <w:rPr>
-          <w:lang w:val="en-SE"/>
-        </w:rPr>
-        <w:t>supportDesc</w:t>
-      </w:r>
-      <w:proofErr w:type="spellEnd"/>
-      <w:r>
-        <w:rPr>
-          <w:lang w:val="en-SE"/>
-        </w:rPr>
-        <w:t>&gt; element is used to provide information on the physical support of a material’s content. We used a &lt;dimensions&gt; element nested under &lt;</w:t>
-      </w:r>
-      <w:proofErr w:type="spellStart"/>
-      <w:r>
-        <w:rPr>
-          <w:lang w:val="en-SE"/>
-        </w:rPr>
-        <w:t>supportDesc</w:t>
-      </w:r>
-      <w:proofErr w:type="spellEnd"/>
-      <w:r>
-        <w:rPr>
-          <w:lang w:val="en-SE"/>
-        </w:rPr>
-        <w:t>&gt;, with &lt;width&gt; and &lt;height&gt; elements nested under it to preserve information on the logbook’s size. The element &lt;</w:t>
-      </w:r>
-      <w:proofErr w:type="spellStart"/>
-      <w:r>
-        <w:rPr>
-          <w:lang w:val="en-SE"/>
-        </w:rPr>
-        <w:t>layoutDesc</w:t>
-      </w:r>
-      <w:proofErr w:type="spellEnd"/>
-      <w:r>
-        <w:rPr>
-          <w:lang w:val="en-SE"/>
-        </w:rPr>
-        <w:t>&gt; was used to preserve information on the logbook’s special layout, with full size and small size pages. Two &lt;layout&gt; elements were used, corresponding to each page type. We used a &lt;dimensions&gt; element nested under each &lt;</w:t>
-      </w:r>
-      <w:proofErr w:type="spellStart"/>
-      <w:r>
-        <w:rPr>
-          <w:lang w:val="en-SE"/>
-        </w:rPr>
-        <w:t>layoutDesc</w:t>
-      </w:r>
-      <w:proofErr w:type="spellEnd"/>
-      <w:r>
-        <w:rPr>
-          <w:lang w:val="en-SE"/>
-        </w:rPr>
-        <w:t>&gt;, with &lt;width&gt; and &lt;height&gt; elements nested under it.</w:t>
-      </w:r>
-    </w:p>
-    <w:p>
-      <w:pPr>
-        <w:rPr>
-          <w:lang w:val="en-SE"/>
-        </w:rPr>
-      </w:pPr>
-      <w:r>
-        <w:rPr>
-          <w:lang w:val="en-SE"/>
-        </w:rPr>
-        <w:t> </w:t>
-      </w:r>
-    </w:p>
-    <w:p>
-      <w:pPr>
-        <w:rPr>
-          <w:lang w:val="en-SE"/>
-        </w:rPr>
-      </w:pPr>
+        <w:t>.</w:t>
+      </w:r>
+      <w:r>
+        <w:rPr>
+          <w:lang w:val="en-SE"/>
+        </w:rPr>
+        <w:t xml:space="preserve"> </w:t>
+      </w:r>
       <w:r>
         <w:rPr>
           <w:b/>
           <w:bCs/>
           <w:lang w:val="en-SE"/>
         </w:rPr>
+        <w:t xml:space="preserve">Methodology </w:t>
+      </w:r>
+      <w:r>
+        <w:rPr>
+          <w:lang w:val="en-SE"/>
+        </w:rPr>
+        <w:t>(ca 1/3 av rapporten - +- 1500 ord)</w:t>
+      </w:r>
+      <w:bookmarkEnd w:id="3"/>
+    </w:p>
+    <w:p>
+      <w:pPr>
+        <w:pStyle w:val="Heading2"/>
+        <w:rPr>
+          <w:lang w:val="en-SE"/>
+        </w:rPr>
+      </w:pPr>
+      <w:bookmarkStart w:id="4" w:name="_Toc230444601"/>
+      <w:r>
+        <w:rPr>
+          <w:lang w:val="en-SE"/>
+        </w:rPr>
+        <w:t>4.</w:t>
+      </w:r>
+      <w:r>
+        <w:rPr>
+          <w:lang w:val="en-SE"/>
+        </w:rPr>
+        <w:t xml:space="preserve">1. </w:t>
+      </w:r>
+      <w:r>
+        <w:rPr>
+          <w:lang w:val="en-SE"/>
+        </w:rPr>
+        <w:t>Image Capture</w:t>
+      </w:r>
+      <w:bookmarkEnd w:id="4"/>
+    </w:p>
+    <w:p>
+      <w:pPr>
+        <w:rPr>
+          <w:lang w:val="en-SE"/>
+        </w:rPr>
+      </w:pPr>
+      <w:r>
+        <w:rPr>
+          <w:lang w:val="en-SE"/>
+        </w:rPr>
+        <w:t>·       Hur vi fotade/skannade</w:t>
+      </w:r>
+    </w:p>
+    <w:p>
+      <w:pPr>
+        <w:rPr>
+          <w:lang w:val="en-SE"/>
+        </w:rPr>
+      </w:pPr>
+      <w:r>
+        <w:rPr>
+          <w:lang w:val="en-SE"/>
+        </w:rPr>
+        <w:t>·       Filformat (TIFF/JPEG), pixlar mm</w:t>
+      </w:r>
+    </w:p>
+    <w:p>
+      <w:pPr>
+        <w:rPr>
+          <w:lang w:val="en-SE"/>
+        </w:rPr>
+      </w:pPr>
+      <w:r>
+        <w:rPr>
+          <w:lang w:val="en-SE"/>
+        </w:rPr>
+        <w:t>·       Problem (ljus, stort format, ”småflikar” etc.)</w:t>
+      </w:r>
+    </w:p>
+    <w:p>
+      <w:pPr>
+        <w:pStyle w:val="Heading2"/>
+        <w:rPr>
+          <w:lang w:val="en-SE"/>
+        </w:rPr>
+      </w:pPr>
+      <w:bookmarkStart w:id="5" w:name="_Toc230444602"/>
+      <w:r>
+        <w:rPr>
+          <w:lang w:val="en-SE"/>
+        </w:rPr>
+        <w:t>4.2</w:t>
+      </w:r>
+      <w:r>
+        <w:rPr>
+          <w:lang w:val="en-SE"/>
+        </w:rPr>
+        <w:t>.</w:t>
+      </w:r>
+      <w:r>
+        <w:rPr>
+          <w:lang w:val="en-SE"/>
+        </w:rPr>
+        <w:t xml:space="preserve"> Text Capture (OCR / manuell)</w:t>
+      </w:r>
+      <w:bookmarkEnd w:id="5"/>
+    </w:p>
+    <w:p>
+      <w:pPr>
+        <w:rPr>
+          <w:lang w:val="en-SE"/>
+        </w:rPr>
+      </w:pPr>
+      <w:r>
+        <w:rPr>
+          <w:lang w:val="en-SE"/>
+        </w:rPr>
+        <w:t>·       Verktyg/metoder</w:t>
+      </w:r>
+    </w:p>
+    <w:p>
+      <w:pPr>
+        <w:rPr>
+          <w:lang w:val="en-SE"/>
+        </w:rPr>
+      </w:pPr>
+      <w:r>
+        <w:rPr>
+          <w:lang w:val="en-SE"/>
+        </w:rPr>
+        <w:t>·       Hur bra det fungerade</w:t>
+      </w:r>
+    </w:p>
+    <w:p>
+      <w:pPr>
+        <w:rPr>
+          <w:lang w:val="en-SE"/>
+        </w:rPr>
+      </w:pPr>
+      <w:r>
+        <w:rPr>
+          <w:lang w:val="en-SE"/>
+        </w:rPr>
+        <w:t>·       Korrekturläsning</w:t>
+      </w:r>
+    </w:p>
+    <w:p>
+      <w:pPr>
+        <w:pStyle w:val="Heading2"/>
+        <w:rPr>
+          <w:lang w:val="en-SE"/>
+        </w:rPr>
+      </w:pPr>
+      <w:r>
+        <w:rPr>
+          <w:lang w:val="en-SE"/>
+        </w:rPr>
         <w:t> </w:t>
       </w:r>
+      <w:bookmarkStart w:id="6" w:name="_Toc230444603"/>
+      <w:r>
+        <w:rPr>
+          <w:lang w:val="en-SE"/>
+        </w:rPr>
+        <w:t>4.3</w:t>
+      </w:r>
+      <w:r>
+        <w:rPr>
+          <w:lang w:val="en-SE"/>
+        </w:rPr>
+        <w:t>.</w:t>
+      </w:r>
+      <w:r>
+        <w:rPr>
+          <w:lang w:val="en-SE"/>
+        </w:rPr>
+        <w:t xml:space="preserve"> TEI/XML</w:t>
+      </w:r>
+      <w:bookmarkEnd w:id="6"/>
+    </w:p>
+    <w:p>
+      <w:pPr>
+        <w:rPr>
+          <w:lang w:val="en-SE"/>
+        </w:rPr>
+      </w:pPr>
+      <w:r>
+        <w:rPr>
+          <w:lang w:val="en-SE"/>
+        </w:rPr>
+        <w:t>To address whether TEI would be an appropriate approach towards preserving historical digitised logbooks, we first attempted preserving the transcribed text directly in HTML. For this, we encoded tables directly in HTML, though we quickly realised that using TEI would be the superior approach for preserving our material.</w:t>
+      </w:r>
+    </w:p>
+    <w:p>
+      <w:pPr>
+        <w:rPr>
+          <w:lang w:val="en-SE"/>
+        </w:rPr>
+      </w:pPr>
+      <w:r>
+        <w:rPr>
+          <w:lang w:val="en-SE"/>
+        </w:rPr>
+        <w:t>Ultimately, we used TEI to encode the logbook’s transcription on the website. Our choice to use TEI was highly based on how it facilitates the preservation of the material.</w:t>
+      </w:r>
+      <w:r>
+        <w:rPr>
+          <w:lang w:val="en-SE"/>
+        </w:rPr>
+        <w:br/>
+      </w:r>
+      <w:r>
+        <w:rPr>
+          <w:lang w:val="en-SE"/>
+        </w:rPr>
+        <w:tab/>
+        <w:t xml:space="preserve">With TEI, preservation of text elements such as names and dates was relatively </w:t>
+      </w:r>
+      <w:r>
+        <w:rPr>
+          <w:lang w:val="en-SE"/>
+        </w:rPr>
+        <w:lastRenderedPageBreak/>
+        <w:t xml:space="preserve">easy, as specific tags can be used for those. Moreover, TEI made it simple for us to preserve the table structure that exists in the original logbook. </w:t>
+      </w:r>
+      <w:r>
+        <w:rPr>
+          <w:lang w:val="en-SE"/>
+        </w:rPr>
+        <w:br/>
+        <w:t>We also chose to use TEI due to its ability to store the metadata. Specific details on which metadata standard and elements we chose for this project can be found under section 4.3.</w:t>
+      </w:r>
+    </w:p>
+    <w:p>
+      <w:pPr>
+        <w:rPr>
+          <w:lang w:val="en-SE"/>
+        </w:rPr>
+      </w:pPr>
+      <w:r>
+        <w:rPr>
+          <w:lang w:val="en-SE"/>
+        </w:rPr>
+        <w:t>The TEI file is, as expected, in XML format. As a starting point, we used Wout Dillen’s DCHM template. To code the TEI file, we used Oxygen XML Editor.</w:t>
+      </w:r>
+    </w:p>
+    <w:p>
+      <w:pPr>
+        <w:rPr>
+          <w:lang w:val="en-SE"/>
+        </w:rPr>
+      </w:pPr>
+      <w:r>
+        <w:rPr>
+          <w:lang w:val="en-SE"/>
+        </w:rPr>
+        <w:t>The file is structured using three main modules: &lt;teiHeader&gt;, &lt;facsimile&gt;, and &lt;text&gt;. All project and logbook related metadata is stored under &lt;teiHeader&gt;. All images are described as separate &lt;surface&gt; elements under &lt;facsimile&gt;, and all transcribed text is stored under different &lt;div&gt; elements under &lt;text&gt;. </w:t>
+      </w:r>
+    </w:p>
+    <w:p>
+      <w:pPr>
+        <w:rPr>
+          <w:lang w:val="en-SE"/>
+        </w:rPr>
+      </w:pPr>
+      <w:r>
+        <w:rPr>
+          <w:lang w:val="en-SE"/>
+        </w:rPr>
+        <w:t>Each &lt;surface&gt; element was given a unique ID, which was used to link to the corresponding &lt;div&gt; under &lt;text&gt;. Each &lt;surface&gt; element has a &lt;figure&gt; element nested under it, and each &lt;figure&gt; is described with a &lt;label&gt; element, a &lt;figDesc&gt; element, and a &lt;graphic&gt; element, which is also assigned a unique ID.</w:t>
+      </w:r>
+    </w:p>
+    <w:p>
+      <w:pPr>
+        <w:rPr>
+          <w:lang w:val="en-SE"/>
+        </w:rPr>
+      </w:pPr>
+      <w:r>
+        <w:rPr>
+          <w:lang w:val="en-SE"/>
+        </w:rPr>
+        <w:t>To preserve the tabular nature of the logbook, the element &lt;table&gt; was used under &lt;div&gt;. An exception to this was the transcription of the logbook’s cover and first page, which are not in tabular format.</w:t>
+      </w:r>
+    </w:p>
+    <w:p>
+      <w:pPr>
+        <w:rPr>
+          <w:lang w:val="en-SE"/>
+        </w:rPr>
+      </w:pPr>
+      <w:r>
+        <w:rPr>
+          <w:lang w:val="en-SE"/>
+        </w:rPr>
+        <w:t> </w:t>
+      </w:r>
+      <w:r>
+        <w:rPr>
+          <w:lang w:val="en-SE"/>
+        </w:rPr>
+        <w:tab/>
+        <w:t>More information on the metadata fields used under &lt;teiHeader&gt;, including the &lt;handNote&gt; elements, can be found in section 4.4.</w:t>
+      </w:r>
+    </w:p>
+    <w:p>
+      <w:pPr>
+        <w:rPr>
+          <w:lang w:val="en-SE"/>
+        </w:rPr>
+      </w:pPr>
+      <w:r>
+        <w:rPr>
+          <w:lang w:val="en-SE"/>
+        </w:rPr>
+        <w:t>The specific challenges we encountered when using TEI are reviewed under section 7.</w:t>
+      </w:r>
+      <w:r>
+        <w:rPr>
+          <w:lang w:val="en-SE"/>
+        </w:rPr>
+        <w:br/>
+      </w:r>
+      <w:r>
+        <w:rPr>
+          <w:lang w:val="en-SE"/>
+        </w:rPr>
+        <w:br/>
+      </w:r>
     </w:p>
     <w:p>
       <w:pPr>
@@ -1678,12 +1720,131 @@
           <w:lang w:val="en-SE"/>
         </w:rPr>
       </w:pPr>
+      <w:bookmarkStart w:id="7" w:name="_Toc230444604"/>
+      <w:r>
+        <w:rPr>
+          <w:lang w:val="en-SE"/>
+        </w:rPr>
+        <w:t>4.4. Metadata</w:t>
+      </w:r>
+      <w:bookmarkEnd w:id="7"/>
+    </w:p>
+    <w:p>
+      <w:pPr>
+        <w:rPr>
+          <w:lang w:val="en-SE"/>
+        </w:rPr>
+      </w:pPr>
+      <w:r>
+        <w:rPr>
+          <w:lang w:val="en-SE"/>
+        </w:rPr>
+        <w:tab/>
+      </w:r>
+      <w:r>
+        <w:rPr>
+          <w:lang w:val="en-SE"/>
+        </w:rPr>
+        <w:tab/>
+        <w:t>To preserve information about the logbook and this project and to keep it accessible, we chose to store all the metadata in the TEI file. All metadata are stored under the element &lt;teiHeader&gt;.</w:t>
+      </w:r>
+      <w:r>
+        <w:rPr>
+          <w:lang w:val="en-SE"/>
+        </w:rPr>
+        <w:br/>
+      </w:r>
+      <w:r>
+        <w:rPr>
+          <w:lang w:val="en-SE"/>
+        </w:rPr>
+        <w:tab/>
+        <w:t>Under &lt;teiHeader&gt; there are two nested elements &lt;fileDesc&gt;, which was used to store all project metadata, as well as information about the logbooks content and physical characteristics, and &lt;profileDesc&gt;, which was used to store information on the language of the logbook under and types of ink used.</w:t>
+      </w:r>
+    </w:p>
+    <w:p>
+      <w:pPr>
+        <w:rPr>
+          <w:lang w:val="en-SE"/>
+        </w:rPr>
+      </w:pPr>
+      <w:r>
+        <w:rPr>
+          <w:lang w:val="en-SE"/>
+        </w:rPr>
+        <w:tab/>
+      </w:r>
+      <w:r>
+        <w:rPr>
+          <w:lang w:val="en-SE"/>
+        </w:rPr>
+        <w:tab/>
+        <w:t xml:space="preserve">The element &lt;fileDesc&gt; contains three nested elements: &lt;titleStmt&gt; that stores information on the title and project authors; &lt;publicationStmt&gt; that stores discovery metadata, and &lt;sourceDesc&gt;, that stores metadata on the logbook itself. Under &lt;titleStmt&gt; we used the field &lt;title&gt; to store the project’s title, as well as the </w:t>
+      </w:r>
+      <w:r>
+        <w:rPr>
+          <w:lang w:val="en-SE"/>
+        </w:rPr>
+        <w:lastRenderedPageBreak/>
+        <w:t>fields &lt;author&gt; and &lt;principal&gt; to store information on the project’s authors and transcribers, respectively. </w:t>
+      </w:r>
+    </w:p>
+    <w:p>
+      <w:pPr>
+        <w:rPr>
+          <w:lang w:val="en-SE"/>
+        </w:rPr>
+      </w:pPr>
+      <w:r>
+        <w:rPr>
+          <w:lang w:val="en-SE"/>
+        </w:rPr>
+        <w:t>The most complex element under &lt;teiHeader&gt; is &lt;sourceDesc&gt;, which stores information on the logbook, its content, and its physical characteristics. We used the element &lt;msDesc&gt; to describe the manuscript. Under it, the elements &lt;msIdentifier&gt;, &lt;msContents&gt;, and &lt;physDesc&gt; are nested. The element &lt;msIdentifier&gt; contains the element &lt;repository&gt;, which describes where the physical logbook is stored. Under &lt;msContents&gt;, we give a description of the information stored in the logbook. To describe the unique physical features of the logbook, we used the elements &lt;objectDesc&gt; under &lt;physDesc&gt;. The element &lt;objectDesc&gt; encompasses two elements: &lt;supportDesc&gt; and &lt;layoutDesc&gt;. In TEI, the &lt;supportDesc&gt; element is used to provide information on the physical support of a material’s content. We used a &lt;dimensions&gt; element nested under &lt;supportDesc&gt;, with &lt;width&gt; and &lt;height&gt; elements nested under it to preserve information on the logbook’s size. The element &lt;layoutDesc&gt; was used to preserve information on the logbook’s special layout, with full size and small size pages. Two &lt;layout&gt; elements were used, corresponding to each page type. We used a &lt;dimensions&gt; element nested under each &lt;layoutDesc&gt;, with &lt;width&gt; and &lt;height&gt; elements nested under it.</w:t>
+      </w:r>
+    </w:p>
+    <w:p>
+      <w:pPr>
+        <w:rPr>
+          <w:lang w:val="en-SE"/>
+        </w:rPr>
+      </w:pPr>
+      <w:r>
+        <w:rPr>
+          <w:lang w:val="en-SE"/>
+        </w:rPr>
+        <w:t> </w:t>
+      </w:r>
+    </w:p>
+    <w:p>
+      <w:pPr>
+        <w:rPr>
+          <w:lang w:val="en-SE"/>
+        </w:rPr>
+      </w:pPr>
+      <w:r>
+        <w:rPr>
+          <w:b/>
+          <w:bCs/>
+          <w:lang w:val="en-SE"/>
+        </w:rPr>
+        <w:t> </w:t>
+      </w:r>
+    </w:p>
+    <w:p>
+      <w:pPr>
+        <w:pStyle w:val="Heading2"/>
+        <w:rPr>
+          <w:lang w:val="en-SE"/>
+        </w:rPr>
+      </w:pPr>
+      <w:bookmarkStart w:id="8" w:name="_Toc230444605"/>
       <w:r>
         <w:rPr>
           <w:lang w:val="en-SE"/>
         </w:rPr>
         <w:t>4.5. Webpage</w:t>
       </w:r>
+      <w:bookmarkEnd w:id="8"/>
     </w:p>
     <w:p>
       <w:pPr>
@@ -1709,77 +1870,7 @@
         <w:rPr>
           <w:lang w:val="en-SE"/>
         </w:rPr>
-        <w:t>The webpage is written in Swedish in its entirety and it has 6 subpages: “hem” (home), “</w:t>
-      </w:r>
-      <w:proofErr w:type="spellStart"/>
-      <w:r>
-        <w:rPr>
-          <w:lang w:val="en-SE"/>
-        </w:rPr>
-        <w:t>transkription</w:t>
-      </w:r>
-      <w:proofErr w:type="spellEnd"/>
-      <w:r>
-        <w:rPr>
-          <w:lang w:val="en-SE"/>
-        </w:rPr>
-        <w:t>” (transcription), “</w:t>
-      </w:r>
-      <w:proofErr w:type="spellStart"/>
-      <w:r>
-        <w:rPr>
-          <w:lang w:val="en-SE"/>
-        </w:rPr>
-        <w:t>dagbok</w:t>
-      </w:r>
-      <w:proofErr w:type="spellEnd"/>
-      <w:r>
-        <w:rPr>
-          <w:lang w:val="en-SE"/>
-        </w:rPr>
-        <w:t>” (logbook), “</w:t>
-      </w:r>
-      <w:proofErr w:type="spellStart"/>
-      <w:r>
-        <w:rPr>
-          <w:lang w:val="en-SE"/>
-        </w:rPr>
-        <w:t>galleri</w:t>
-      </w:r>
-      <w:proofErr w:type="spellEnd"/>
-      <w:r>
-        <w:rPr>
-          <w:lang w:val="en-SE"/>
-        </w:rPr>
-        <w:t>” (gallery), “</w:t>
-      </w:r>
-      <w:proofErr w:type="spellStart"/>
-      <w:r>
-        <w:rPr>
-          <w:lang w:val="en-SE"/>
-        </w:rPr>
-        <w:t>projekt</w:t>
-      </w:r>
-      <w:proofErr w:type="spellEnd"/>
-      <w:r>
-        <w:rPr>
-          <w:lang w:val="en-SE"/>
-        </w:rPr>
-        <w:t>” (project), and “</w:t>
-      </w:r>
-      <w:proofErr w:type="spellStart"/>
-      <w:r>
-        <w:rPr>
-          <w:lang w:val="en-SE"/>
-        </w:rPr>
-        <w:t>resurser</w:t>
-      </w:r>
-      <w:proofErr w:type="spellEnd"/>
-      <w:r>
-        <w:rPr>
-          <w:lang w:val="en-SE"/>
-        </w:rPr>
-        <w:t>” (resources).</w:t>
+        <w:t>The webpage is written in Swedish in its entirety and it has 6 subpages: “hem” (home), “transkription” (transcription), “dagbok” (logbook), “galleri” (gallery), “projekt” (project), and “resurser” (resources).</w:t>
       </w:r>
       <w:r>
         <w:rPr>
@@ -1792,77 +1883,7 @@
           <w:lang w:val="en-SE"/>
         </w:rPr>
         <w:tab/>
-        <w:t>The HTML files for “hem”, “</w:t>
-      </w:r>
-      <w:proofErr w:type="spellStart"/>
-      <w:r>
-        <w:rPr>
-          <w:lang w:val="en-SE"/>
-        </w:rPr>
-        <w:t>transkription</w:t>
-      </w:r>
-      <w:proofErr w:type="spellEnd"/>
-      <w:r>
-        <w:rPr>
-          <w:lang w:val="en-SE"/>
-        </w:rPr>
-        <w:t>”, “</w:t>
-      </w:r>
-      <w:proofErr w:type="spellStart"/>
-      <w:r>
-        <w:rPr>
-          <w:lang w:val="en-SE"/>
-        </w:rPr>
-        <w:t>dagbok</w:t>
-      </w:r>
-      <w:proofErr w:type="spellEnd"/>
-      <w:r>
-        <w:rPr>
-          <w:lang w:val="en-SE"/>
-        </w:rPr>
-        <w:t>”, and “</w:t>
-      </w:r>
-      <w:proofErr w:type="spellStart"/>
-      <w:r>
-        <w:rPr>
-          <w:lang w:val="en-SE"/>
-        </w:rPr>
-        <w:t>galleri</w:t>
-      </w:r>
-      <w:proofErr w:type="spellEnd"/>
-      <w:r>
-        <w:rPr>
-          <w:lang w:val="en-SE"/>
-        </w:rPr>
-        <w:t xml:space="preserve">” were generated from XSL files that used the TEI as a source for key elements such as the images and the transcription. </w:t>
-      </w:r>
-      <w:proofErr w:type="gramStart"/>
-      <w:r>
-        <w:rPr>
-          <w:lang w:val="en-SE"/>
-        </w:rPr>
-        <w:t>Similarly</w:t>
-      </w:r>
-      <w:proofErr w:type="gramEnd"/>
-      <w:r>
-        <w:rPr>
-          <w:lang w:val="en-SE"/>
-        </w:rPr>
-        <w:t xml:space="preserve"> as for the TEI file, we used Wout Dillen’s DCHM template as a guiding post for our XSL code. Since we customised the TEI file with tables, we had to customise the XSL files with specific templates for the table, row, and cell elements in TEI. The XSL file for “</w:t>
-      </w:r>
-      <w:proofErr w:type="spellStart"/>
-      <w:r>
-        <w:rPr>
-          <w:lang w:val="en-SE"/>
-        </w:rPr>
-        <w:t>galleri</w:t>
-      </w:r>
-      <w:proofErr w:type="spellEnd"/>
-      <w:r>
-        <w:rPr>
-          <w:lang w:val="en-SE"/>
-        </w:rPr>
-        <w:t>” was not taken from the DCHM template used, but we used the template as inspiration.</w:t>
+        <w:t>The HTML files for “hem”, “transkription”, “dagbok”, and “galleri” were generated from XSL files that used the TEI as a source for key elements such as the images and the transcription. Similarly as for the TEI file, we used Wout Dillen’s DCHM template as a guiding post for our XSL code. Since we customised the TEI file with tables, we had to customise the XSL files with specific templates for the table, row, and cell elements in TEI. The XSL file for “galleri” was not taken from the DCHM template used, but we used the template as inspiration.</w:t>
       </w:r>
     </w:p>
     <w:p>
@@ -1888,104 +1909,40 @@
         <w:rPr>
           <w:lang w:val="en-SE"/>
         </w:rPr>
-        <w:t>We decided to show one image only in the “hem” subpage instead of the image carousel coded in the template. Because of this, we changed the HTML code behind “hem” after using XSL to generate the HTML file, as we could not find a way to call just one TEI ID in the XSL file. More on this can be found in section 7.</w:t>
-      </w:r>
-    </w:p>
-    <w:p>
-      <w:pPr>
-        <w:rPr>
-          <w:lang w:val="en-SE"/>
-        </w:rPr>
-      </w:pPr>
-      <w:r>
-        <w:rPr>
-          <w:lang w:val="en-SE"/>
-        </w:rPr>
-        <w:t>The “</w:t>
-      </w:r>
-      <w:proofErr w:type="spellStart"/>
-      <w:r>
-        <w:rPr>
-          <w:lang w:val="en-SE"/>
-        </w:rPr>
-        <w:t>projekt</w:t>
-      </w:r>
-      <w:proofErr w:type="spellEnd"/>
-      <w:r>
-        <w:rPr>
-          <w:lang w:val="en-SE"/>
-        </w:rPr>
-        <w:t>” and “</w:t>
-      </w:r>
-      <w:proofErr w:type="spellStart"/>
-      <w:r>
-        <w:rPr>
-          <w:lang w:val="en-SE"/>
-        </w:rPr>
-        <w:t>resurser</w:t>
-      </w:r>
-      <w:proofErr w:type="spellEnd"/>
-      <w:r>
-        <w:rPr>
-          <w:lang w:val="en-SE"/>
-        </w:rPr>
-        <w:t>” HTML files were coded directly in HTML (i.e., we did not use XSL to generate these files), as we did not use any TEI elements in these.</w:t>
-      </w:r>
-    </w:p>
-    <w:p>
-      <w:pPr>
-        <w:rPr>
-          <w:lang w:val="en-SE"/>
-        </w:rPr>
-      </w:pPr>
+        <w:t xml:space="preserve">We decided to show one image only in the “hem” subpage instead of the image carousel coded in the template. Because of this, we changed the HTML code behind </w:t>
+      </w:r>
       <w:r>
         <w:rPr>
           <w:lang w:val="en-SE"/>
         </w:rPr>
         <w:lastRenderedPageBreak/>
-        <w:t>To style the website, we used a .</w:t>
-      </w:r>
-      <w:proofErr w:type="spellStart"/>
-      <w:r>
-        <w:rPr>
-          <w:lang w:val="en-SE"/>
-        </w:rPr>
-        <w:t>css</w:t>
-      </w:r>
-      <w:proofErr w:type="spellEnd"/>
-      <w:r>
-        <w:rPr>
-          <w:lang w:val="en-SE"/>
-        </w:rPr>
-        <w:t xml:space="preserve"> </w:t>
-      </w:r>
-      <w:proofErr w:type="gramStart"/>
-      <w:r>
-        <w:rPr>
-          <w:lang w:val="en-SE"/>
-        </w:rPr>
-        <w:t>stylesheet</w:t>
-      </w:r>
-      <w:proofErr w:type="gramEnd"/>
-      <w:r>
-        <w:rPr>
-          <w:lang w:val="en-SE"/>
-        </w:rPr>
-        <w:t xml:space="preserve"> which was heavily based on the DCHM </w:t>
-      </w:r>
-      <w:proofErr w:type="gramStart"/>
-      <w:r>
-        <w:rPr>
-          <w:lang w:val="en-SE"/>
-        </w:rPr>
-        <w:t>template, and</w:t>
-      </w:r>
-      <w:proofErr w:type="gramEnd"/>
-      <w:r>
-        <w:rPr>
-          <w:lang w:val="en-SE"/>
-        </w:rPr>
-        <w:t xml:space="preserve"> customised by us.</w:t>
+        <w:t>“hem” after using XSL to generate the HTML file, as we could not find a way to call just one TEI ID in the XSL file. More on this can be found in section 7.</w:t>
+      </w:r>
+    </w:p>
+    <w:p>
+      <w:pPr>
+        <w:rPr>
+          <w:lang w:val="en-SE"/>
+        </w:rPr>
+      </w:pPr>
+      <w:r>
+        <w:rPr>
+          <w:lang w:val="en-SE"/>
+        </w:rPr>
+        <w:t>The “projekt” and “resurser” HTML files were coded directly in HTML (i.e., we did not use XSL to generate these files), as we did not use any TEI elements in these.</w:t>
+      </w:r>
+    </w:p>
+    <w:p>
+      <w:pPr>
+        <w:rPr>
+          <w:lang w:val="en-SE"/>
+        </w:rPr>
+      </w:pPr>
+      <w:r>
+        <w:rPr>
+          <w:lang w:val="en-SE"/>
+        </w:rPr>
+        <w:t>To style the website, we used a .css stylesheet which was heavily based on the DCHM template, and customised by us.</w:t>
       </w:r>
       <w:r>
         <w:rPr>
@@ -1998,21 +1955,7 @@
           <w:lang w:val="en-SE"/>
         </w:rPr>
         <w:tab/>
-        <w:t>All handling of HTML and .</w:t>
-      </w:r>
-      <w:proofErr w:type="spellStart"/>
-      <w:r>
-        <w:rPr>
-          <w:lang w:val="en-SE"/>
-        </w:rPr>
-        <w:t>css</w:t>
-      </w:r>
-      <w:proofErr w:type="spellEnd"/>
-      <w:r>
-        <w:rPr>
-          <w:lang w:val="en-SE"/>
-        </w:rPr>
-        <w:t xml:space="preserve"> was done in Notepad++.</w:t>
+        <w:t>All handling of HTML and .css was done in Notepad++.</w:t>
       </w:r>
     </w:p>
     <w:p>
@@ -2029,12 +1972,14 @@
           <w:lang w:val="en-SE"/>
         </w:rPr>
       </w:pPr>
+      <w:bookmarkStart w:id="9" w:name="_Toc230444606"/>
       <w:r>
         <w:rPr>
           <w:lang w:val="en-SE"/>
         </w:rPr>
         <w:t>4.6. Publication</w:t>
       </w:r>
+      <w:bookmarkEnd w:id="9"/>
     </w:p>
     <w:p>
       <w:pPr>
@@ -2074,202 +2019,20 @@
         <w:rPr>
           <w:lang w:val="en-SE"/>
         </w:rPr>
-        <w:t>The folder “collection” is further divided into two subfolders “</w:t>
-      </w:r>
-      <w:proofErr w:type="spellStart"/>
-      <w:r>
-        <w:rPr>
-          <w:lang w:val="en-SE"/>
-        </w:rPr>
-        <w:t>tei</w:t>
-      </w:r>
-      <w:proofErr w:type="spellEnd"/>
-      <w:r>
-        <w:rPr>
-          <w:lang w:val="en-SE"/>
-        </w:rPr>
-        <w:t>” and “transcription”. Under “</w:t>
-      </w:r>
-      <w:proofErr w:type="spellStart"/>
-      <w:r>
-        <w:rPr>
-          <w:lang w:val="en-SE"/>
-        </w:rPr>
-        <w:t>tei</w:t>
-      </w:r>
-      <w:proofErr w:type="spellEnd"/>
-      <w:r>
-        <w:rPr>
-          <w:lang w:val="en-SE"/>
-        </w:rPr>
-        <w:t>” we store the TEI file that encodes the project’s metadata, as well as the transcription in XML. The spreadsheet with the whole logbook’s transcription is stored under “transcription”. Originally, we planned to store the raw scanned file under “collection”, but due to its large file, we chose to store it in a Google Drive folder.</w:t>
-      </w:r>
-    </w:p>
-    <w:p>
-      <w:pPr>
-        <w:rPr>
-          <w:lang w:val="en-SE"/>
-        </w:rPr>
-      </w:pPr>
-      <w:r>
-        <w:rPr>
-          <w:lang w:val="en-SE"/>
-        </w:rPr>
-        <w:t>The folder “docs” is where all website files and objects are stored, and it has a subfolder “assets</w:t>
-      </w:r>
-      <w:proofErr w:type="gramStart"/>
-      <w:r>
-        <w:rPr>
-          <w:lang w:val="en-SE"/>
-        </w:rPr>
-        <w:t>” .</w:t>
-      </w:r>
-      <w:proofErr w:type="gramEnd"/>
-      <w:r>
-        <w:rPr>
-          <w:lang w:val="en-SE"/>
-        </w:rPr>
-        <w:t xml:space="preserve"> All html files used </w:t>
-      </w:r>
-      <w:proofErr w:type="gramStart"/>
-      <w:r>
-        <w:rPr>
-          <w:lang w:val="en-SE"/>
-        </w:rPr>
-        <w:t>in</w:t>
-      </w:r>
-      <w:proofErr w:type="gramEnd"/>
-      <w:r>
-        <w:rPr>
-          <w:lang w:val="en-SE"/>
-        </w:rPr>
-        <w:t xml:space="preserve"> the website </w:t>
-      </w:r>
-      <w:proofErr w:type="gramStart"/>
-      <w:r>
-        <w:rPr>
-          <w:lang w:val="en-SE"/>
-        </w:rPr>
-        <w:t>are</w:t>
-      </w:r>
-      <w:proofErr w:type="gramEnd"/>
-      <w:r>
-        <w:rPr>
-          <w:lang w:val="en-SE"/>
-        </w:rPr>
-        <w:t xml:space="preserve"> stored directly under “docs”. Under “assets” there are three subfolders: “</w:t>
-      </w:r>
-      <w:proofErr w:type="spellStart"/>
-      <w:r>
-        <w:rPr>
-          <w:lang w:val="en-SE"/>
-        </w:rPr>
-        <w:t>img</w:t>
-      </w:r>
-      <w:proofErr w:type="spellEnd"/>
-      <w:r>
-        <w:rPr>
-          <w:lang w:val="en-SE"/>
-        </w:rPr>
-        <w:t>”, “</w:t>
-      </w:r>
-      <w:proofErr w:type="spellStart"/>
-      <w:r>
-        <w:rPr>
-          <w:lang w:val="en-SE"/>
-        </w:rPr>
-        <w:t>css</w:t>
-      </w:r>
-      <w:proofErr w:type="spellEnd"/>
-      <w:r>
-        <w:rPr>
-          <w:lang w:val="en-SE"/>
-        </w:rPr>
-        <w:t>” and “</w:t>
-      </w:r>
-      <w:proofErr w:type="spellStart"/>
-      <w:r>
-        <w:rPr>
-          <w:lang w:val="en-SE"/>
-        </w:rPr>
-        <w:t>xsl</w:t>
-      </w:r>
-      <w:proofErr w:type="spellEnd"/>
-      <w:r>
-        <w:rPr>
-          <w:lang w:val="en-SE"/>
-        </w:rPr>
-        <w:t>”. To store images created for the website, as well as the relevant logos, we use the folder “</w:t>
-      </w:r>
-      <w:proofErr w:type="spellStart"/>
-      <w:r>
-        <w:rPr>
-          <w:lang w:val="en-SE"/>
-        </w:rPr>
-        <w:t>img</w:t>
-      </w:r>
-      <w:proofErr w:type="spellEnd"/>
-      <w:r>
-        <w:rPr>
-          <w:lang w:val="en-SE"/>
-        </w:rPr>
-        <w:t>”. The folder “</w:t>
-      </w:r>
-      <w:proofErr w:type="spellStart"/>
-      <w:r>
-        <w:rPr>
-          <w:lang w:val="en-SE"/>
-        </w:rPr>
-        <w:t>img</w:t>
-      </w:r>
-      <w:proofErr w:type="spellEnd"/>
-      <w:r>
-        <w:rPr>
-          <w:lang w:val="en-SE"/>
-        </w:rPr>
-        <w:t xml:space="preserve">” is therefore divided into two subfolders: “docs” and “logos”, with all images being stored in the former, and all logos being stored in the latter. The folder “docs” has all images currently used on the website stored directly under it, while the images that are not currently used on the website, but that we plan to use on a future iteration of the project, are stored under the subfolder “Not used”. The </w:t>
-      </w:r>
-      <w:proofErr w:type="spellStart"/>
-      <w:r>
-        <w:rPr>
-          <w:lang w:val="en-SE"/>
-        </w:rPr>
-        <w:t>css</w:t>
-      </w:r>
-      <w:proofErr w:type="spellEnd"/>
-      <w:r>
-        <w:rPr>
-          <w:lang w:val="en-SE"/>
-        </w:rPr>
-        <w:t xml:space="preserve"> stylesheet used across the website is stored under “</w:t>
-      </w:r>
-      <w:proofErr w:type="spellStart"/>
-      <w:r>
-        <w:rPr>
-          <w:lang w:val="en-SE"/>
-        </w:rPr>
-        <w:t>css</w:t>
-      </w:r>
-      <w:proofErr w:type="spellEnd"/>
-      <w:r>
-        <w:rPr>
-          <w:lang w:val="en-SE"/>
-        </w:rPr>
-        <w:t>”, and the XSL files used to generate the HTML from the TEI file are stored under “</w:t>
-      </w:r>
-      <w:proofErr w:type="spellStart"/>
-      <w:r>
-        <w:rPr>
-          <w:lang w:val="en-SE"/>
-        </w:rPr>
-        <w:t>xsl</w:t>
-      </w:r>
-      <w:proofErr w:type="spellEnd"/>
-      <w:r>
-        <w:rPr>
-          <w:lang w:val="en-SE"/>
-        </w:rPr>
-        <w:t>”.</w:t>
+        <w:t>The folder “collection” is further divided into two subfolders “tei” and “transcription”. Under “tei” we store the TEI file that encodes the project’s metadata, as well as the transcription in XML. The spreadsheet with the whole logbook’s transcription is stored under “transcription”. Originally, we planned to store the raw scanned file under “collection”, but due to its large file, we chose to store it in a Google Drive folder.</w:t>
+      </w:r>
+    </w:p>
+    <w:p>
+      <w:pPr>
+        <w:rPr>
+          <w:lang w:val="en-SE"/>
+        </w:rPr>
+      </w:pPr>
+      <w:r>
+        <w:rPr>
+          <w:lang w:val="en-SE"/>
+        </w:rPr>
+        <w:t>The folder “docs” is where all website files and objects are stored, and it has a subfolder “assets” . All html files used in the website are stored directly under “docs”. Under “assets” there are three subfolders: “img”, “css” and “xsl”. To store images created for the website, as well as the relevant logos, we use the folder “img”. The folder “img” is therefore divided into two subfolders: “docs” and “logos”, with all images being stored in the former, and all logos being stored in the latter. The folder “docs” has all images currently used on the website stored directly under it, while the images that are not currently used on the website, but that we plan to use on a future iteration of the project, are stored under the subfolder “Not used”. The css stylesheet used across the website is stored under “css”, and the XSL files used to generate the HTML from the TEI file are stored under “xsl”.</w:t>
       </w:r>
     </w:p>
     <w:p>
@@ -2292,12 +2055,14 @@
           <w:lang w:val="en-SE"/>
         </w:rPr>
       </w:pPr>
-      <w:r>
-        <w:rPr>
-          <w:lang w:val="en-SE"/>
-        </w:rPr>
-        <w:t>5.      Time estimation</w:t>
-      </w:r>
+      <w:bookmarkStart w:id="10" w:name="_Toc230444607"/>
+      <w:r>
+        <w:rPr>
+          <w:lang w:val="en-SE"/>
+        </w:rPr>
+        <w:t>5. Time estimation</w:t>
+      </w:r>
+      <w:bookmarkEnd w:id="10"/>
     </w:p>
     <w:p>
       <w:pPr>
@@ -2352,6 +2117,7 @@
                 <w:bCs/>
                 <w:lang w:val="en-SE"/>
               </w:rPr>
+              <w:lastRenderedPageBreak/>
               <w:t>Task</w:t>
             </w:r>
           </w:p>
@@ -2451,7 +2217,6 @@
               <w:rPr>
                 <w:lang w:val="en-SE"/>
               </w:rPr>
-              <w:lastRenderedPageBreak/>
               <w:t>Group meetings and communication</w:t>
             </w:r>
           </w:p>
@@ -2541,21 +2306,7 @@
               <w:rPr>
                 <w:lang w:val="en-SE"/>
               </w:rPr>
-              <w:t xml:space="preserve">Meetings and communication with </w:t>
-            </w:r>
-            <w:proofErr w:type="spellStart"/>
-            <w:r>
-              <w:rPr>
-                <w:lang w:val="en-SE"/>
-              </w:rPr>
-              <w:t>hembygdsföreningen</w:t>
-            </w:r>
-            <w:proofErr w:type="spellEnd"/>
-            <w:r>
-              <w:rPr>
-                <w:lang w:val="en-SE"/>
-              </w:rPr>
-              <w:t>, archive visits</w:t>
+              <w:t>Meetings and communication with hembygdsföreningen, archive visits</w:t>
             </w:r>
           </w:p>
         </w:tc>
@@ -3349,284 +3100,26 @@
           <w:lang w:val="en-SE"/>
         </w:rPr>
       </w:pPr>
-      <w:r>
-        <w:rPr>
-          <w:lang w:val="en-SE"/>
-        </w:rPr>
-        <w:t>6.      Discussion/Analysis</w:t>
-      </w:r>
-    </w:p>
-    <w:p>
-      <w:pPr>
-        <w:rPr>
-          <w:lang w:val="en-SE"/>
-        </w:rPr>
-      </w:pPr>
-      <w:proofErr w:type="spellStart"/>
-      <w:r>
-        <w:rPr>
-          <w:lang w:val="en-SE"/>
-        </w:rPr>
-        <w:t>Här</w:t>
-      </w:r>
-      <w:proofErr w:type="spellEnd"/>
-      <w:r>
-        <w:rPr>
-          <w:lang w:val="en-SE"/>
-        </w:rPr>
-        <w:t xml:space="preserve"> ska vi </w:t>
-      </w:r>
-      <w:proofErr w:type="spellStart"/>
-      <w:r>
-        <w:rPr>
-          <w:lang w:val="en-SE"/>
-        </w:rPr>
-        <w:t>knyta</w:t>
-      </w:r>
-      <w:proofErr w:type="spellEnd"/>
-      <w:r>
-        <w:rPr>
-          <w:lang w:val="en-SE"/>
-        </w:rPr>
-        <w:t xml:space="preserve"> an till </w:t>
-      </w:r>
-      <w:proofErr w:type="spellStart"/>
-      <w:r>
-        <w:rPr>
-          <w:lang w:val="en-SE"/>
-        </w:rPr>
-        <w:t>kurslitteratur</w:t>
-      </w:r>
-      <w:proofErr w:type="spellEnd"/>
-      <w:r>
-        <w:rPr>
-          <w:lang w:val="en-SE"/>
-        </w:rPr>
-        <w:t xml:space="preserve"> och </w:t>
-      </w:r>
-      <w:proofErr w:type="spellStart"/>
-      <w:r>
-        <w:rPr>
-          <w:lang w:val="en-SE"/>
-        </w:rPr>
-        <w:t>problematisera</w:t>
-      </w:r>
-      <w:proofErr w:type="spellEnd"/>
-      <w:r>
-        <w:rPr>
-          <w:lang w:val="en-SE"/>
-        </w:rPr>
-        <w:t>/</w:t>
-      </w:r>
-      <w:proofErr w:type="spellStart"/>
-      <w:r>
-        <w:rPr>
-          <w:lang w:val="en-SE"/>
-        </w:rPr>
-        <w:t>analysera</w:t>
-      </w:r>
-      <w:proofErr w:type="spellEnd"/>
-      <w:r>
-        <w:rPr>
-          <w:lang w:val="en-SE"/>
-        </w:rPr>
-        <w:t xml:space="preserve"> </w:t>
-      </w:r>
-      <w:proofErr w:type="spellStart"/>
-      <w:r>
-        <w:rPr>
-          <w:lang w:val="en-SE"/>
-        </w:rPr>
-        <w:t>vårt</w:t>
-      </w:r>
-      <w:proofErr w:type="spellEnd"/>
-      <w:r>
-        <w:rPr>
-          <w:lang w:val="en-SE"/>
-        </w:rPr>
-        <w:t xml:space="preserve"> </w:t>
-      </w:r>
-      <w:proofErr w:type="spellStart"/>
-      <w:r>
-        <w:rPr>
-          <w:lang w:val="en-SE"/>
-        </w:rPr>
-        <w:t>arbete</w:t>
-      </w:r>
-      <w:proofErr w:type="spellEnd"/>
-      <w:r>
-        <w:rPr>
-          <w:lang w:val="en-SE"/>
-        </w:rPr>
-        <w:t xml:space="preserve"> och </w:t>
-      </w:r>
-      <w:proofErr w:type="spellStart"/>
-      <w:r>
-        <w:rPr>
-          <w:lang w:val="en-SE"/>
-        </w:rPr>
-        <w:t>vad</w:t>
-      </w:r>
-      <w:proofErr w:type="spellEnd"/>
-      <w:r>
-        <w:rPr>
-          <w:lang w:val="en-SE"/>
-        </w:rPr>
-        <w:t xml:space="preserve"> vi </w:t>
-      </w:r>
-      <w:proofErr w:type="spellStart"/>
-      <w:r>
-        <w:rPr>
-          <w:lang w:val="en-SE"/>
-        </w:rPr>
-        <w:t>gjort</w:t>
-      </w:r>
-      <w:proofErr w:type="spellEnd"/>
-      <w:r>
-        <w:rPr>
-          <w:lang w:val="en-SE"/>
-        </w:rPr>
-        <w:t xml:space="preserve">. Tex </w:t>
-      </w:r>
-      <w:proofErr w:type="spellStart"/>
-      <w:r>
-        <w:rPr>
-          <w:lang w:val="en-SE"/>
-        </w:rPr>
-        <w:t>varför</w:t>
-      </w:r>
-      <w:proofErr w:type="spellEnd"/>
-      <w:r>
-        <w:rPr>
-          <w:lang w:val="en-SE"/>
-        </w:rPr>
-        <w:t xml:space="preserve"> vi </w:t>
-      </w:r>
-      <w:proofErr w:type="spellStart"/>
-      <w:r>
-        <w:rPr>
-          <w:lang w:val="en-SE"/>
-        </w:rPr>
-        <w:t>gjorde</w:t>
-      </w:r>
-      <w:proofErr w:type="spellEnd"/>
-      <w:r>
-        <w:rPr>
-          <w:lang w:val="en-SE"/>
-        </w:rPr>
-        <w:t xml:space="preserve"> </w:t>
-      </w:r>
-      <w:proofErr w:type="spellStart"/>
-      <w:r>
-        <w:rPr>
-          <w:lang w:val="en-SE"/>
-        </w:rPr>
-        <w:t>vissa</w:t>
-      </w:r>
-      <w:proofErr w:type="spellEnd"/>
-      <w:r>
-        <w:rPr>
-          <w:lang w:val="en-SE"/>
-        </w:rPr>
-        <w:t xml:space="preserve"> </w:t>
-      </w:r>
-      <w:proofErr w:type="spellStart"/>
-      <w:r>
-        <w:rPr>
-          <w:lang w:val="en-SE"/>
-        </w:rPr>
-        <w:t>val</w:t>
-      </w:r>
-      <w:proofErr w:type="spellEnd"/>
-      <w:r>
-        <w:rPr>
-          <w:lang w:val="en-SE"/>
-        </w:rPr>
-        <w:t xml:space="preserve">, </w:t>
-      </w:r>
-      <w:proofErr w:type="spellStart"/>
-      <w:r>
-        <w:rPr>
-          <w:lang w:val="en-SE"/>
-        </w:rPr>
-        <w:t>vilka</w:t>
-      </w:r>
-      <w:proofErr w:type="spellEnd"/>
-      <w:r>
-        <w:rPr>
-          <w:lang w:val="en-SE"/>
-        </w:rPr>
-        <w:t xml:space="preserve"> problem vi </w:t>
-      </w:r>
-      <w:proofErr w:type="spellStart"/>
-      <w:r>
-        <w:rPr>
-          <w:lang w:val="en-SE"/>
-        </w:rPr>
-        <w:t>stötte</w:t>
-      </w:r>
-      <w:proofErr w:type="spellEnd"/>
-      <w:r>
-        <w:rPr>
-          <w:lang w:val="en-SE"/>
-        </w:rPr>
-        <w:t xml:space="preserve"> </w:t>
-      </w:r>
-      <w:proofErr w:type="spellStart"/>
-      <w:r>
-        <w:rPr>
-          <w:lang w:val="en-SE"/>
-        </w:rPr>
-        <w:t>på</w:t>
-      </w:r>
-      <w:proofErr w:type="spellEnd"/>
-      <w:r>
-        <w:rPr>
-          <w:lang w:val="en-SE"/>
-        </w:rPr>
-        <w:t xml:space="preserve">, </w:t>
-      </w:r>
-      <w:proofErr w:type="spellStart"/>
-      <w:r>
-        <w:rPr>
-          <w:lang w:val="en-SE"/>
-        </w:rPr>
-        <w:t>vad</w:t>
-      </w:r>
-      <w:proofErr w:type="spellEnd"/>
-      <w:r>
-        <w:rPr>
-          <w:lang w:val="en-SE"/>
-        </w:rPr>
-        <w:t xml:space="preserve"> </w:t>
-      </w:r>
-      <w:proofErr w:type="spellStart"/>
-      <w:r>
-        <w:rPr>
-          <w:lang w:val="en-SE"/>
-        </w:rPr>
-        <w:t>säger</w:t>
-      </w:r>
-      <w:proofErr w:type="spellEnd"/>
-      <w:r>
-        <w:rPr>
-          <w:lang w:val="en-SE"/>
-        </w:rPr>
-        <w:t xml:space="preserve"> </w:t>
-      </w:r>
-      <w:proofErr w:type="spellStart"/>
-      <w:r>
-        <w:rPr>
-          <w:lang w:val="en-SE"/>
-        </w:rPr>
-        <w:t>litteraturen</w:t>
-      </w:r>
-      <w:proofErr w:type="spellEnd"/>
-      <w:r>
-        <w:rPr>
-          <w:lang w:val="en-SE"/>
-        </w:rPr>
-        <w:t xml:space="preserve"> etc.</w:t>
+      <w:bookmarkStart w:id="11" w:name="_Toc230444608"/>
+      <w:r>
+        <w:rPr>
+          <w:lang w:val="en-SE"/>
+        </w:rPr>
+        <w:t>6. Discussion/Analysis</w:t>
+      </w:r>
+      <w:bookmarkEnd w:id="11"/>
+    </w:p>
+    <w:p>
+      <w:pPr>
+        <w:rPr>
+          <w:lang w:val="en-SE"/>
+        </w:rPr>
+      </w:pPr>
+      <w:r>
+        <w:rPr>
+          <w:lang w:val="en-SE"/>
+        </w:rPr>
+        <w:t>Här ska vi knyta an till kurslitteratur och problematisera/analysera vårt arbete och vad vi gjort. Tex varför vi gjorde vissa val, vilka problem vi stötte på, vad säger litteraturen etc.</w:t>
       </w:r>
     </w:p>
     <w:p>
@@ -3667,21 +3160,14 @@
           <w:lang w:val="en-SE"/>
         </w:rPr>
         <w:tab/>
-        <w:t xml:space="preserve">Complex tables like the ones in the logbook can be hard to code in TEI. A choice was made to make tables with columns that range over a certain number of columns, i.e. we used </w:t>
-      </w:r>
-      <w:proofErr w:type="spellStart"/>
-      <w:r>
-        <w:rPr>
-          <w:lang w:val="en-SE"/>
-        </w:rPr>
-        <w:t>subcolumns</w:t>
-      </w:r>
-      <w:proofErr w:type="spellEnd"/>
-      <w:r>
-        <w:rPr>
-          <w:lang w:val="en-SE"/>
-        </w:rPr>
-        <w:t>. The table in the original had rows in which cells were subdivided in further rows, and to tackle that we used line breaks. </w:t>
+        <w:t xml:space="preserve">Complex tables like the ones in the logbook can be hard to code in TEI. A choice was made to make tables with columns that range over a certain number of </w:t>
+      </w:r>
+      <w:r>
+        <w:rPr>
+          <w:lang w:val="en-SE"/>
+        </w:rPr>
+        <w:lastRenderedPageBreak/>
+        <w:t>columns, i.e. we used subcolumns. The table in the original had rows in which cells were subdivided in further rows, and to tackle that we used line breaks. </w:t>
       </w:r>
     </w:p>
     <w:p>
@@ -3726,264 +3212,61 @@
           <w:bCs/>
           <w:lang w:val="en-SE"/>
         </w:rPr>
-        <w:lastRenderedPageBreak/>
         <w:t>Long-term preservation</w:t>
       </w:r>
     </w:p>
     <w:p>
       <w:pPr>
-        <w:rPr>
-          <w:lang w:val="en-SE"/>
-        </w:rPr>
-      </w:pPr>
-      <w:r>
-        <w:rPr>
-          <w:b/>
-          <w:bCs/>
-          <w:lang w:val="en-SE"/>
-        </w:rPr>
-        <w:t>7.</w:t>
-      </w:r>
-      <w:r>
-        <w:rPr>
-          <w:lang w:val="en-SE"/>
-        </w:rPr>
-        <w:t xml:space="preserve">      </w:t>
-      </w:r>
-      <w:r>
-        <w:rPr>
-          <w:b/>
-          <w:bCs/>
-          <w:lang w:val="en-SE"/>
-        </w:rPr>
-        <w:t xml:space="preserve">Feedback from </w:t>
-      </w:r>
-      <w:proofErr w:type="spellStart"/>
-      <w:r>
-        <w:rPr>
-          <w:b/>
-          <w:bCs/>
-          <w:lang w:val="en-SE"/>
-        </w:rPr>
-        <w:t>hembygdsföreningen</w:t>
-      </w:r>
-      <w:proofErr w:type="spellEnd"/>
-    </w:p>
-    <w:p>
-      <w:pPr>
-        <w:rPr>
-          <w:lang w:val="en-SE"/>
-        </w:rPr>
-      </w:pPr>
-      <w:proofErr w:type="spellStart"/>
-      <w:r>
-        <w:rPr>
-          <w:lang w:val="en-SE"/>
-        </w:rPr>
-        <w:t>något</w:t>
-      </w:r>
-      <w:proofErr w:type="spellEnd"/>
-      <w:r>
-        <w:rPr>
-          <w:lang w:val="en-SE"/>
-        </w:rPr>
-        <w:t xml:space="preserve"> </w:t>
-      </w:r>
-      <w:proofErr w:type="spellStart"/>
-      <w:r>
-        <w:rPr>
-          <w:lang w:val="en-SE"/>
-        </w:rPr>
-        <w:t>kort</w:t>
-      </w:r>
-      <w:proofErr w:type="spellEnd"/>
-      <w:r>
-        <w:rPr>
-          <w:lang w:val="en-SE"/>
-        </w:rPr>
-        <w:t xml:space="preserve"> om </w:t>
-      </w:r>
-      <w:proofErr w:type="spellStart"/>
-      <w:r>
-        <w:rPr>
-          <w:lang w:val="en-SE"/>
-        </w:rPr>
-        <w:t>vad</w:t>
-      </w:r>
-      <w:proofErr w:type="spellEnd"/>
-      <w:r>
-        <w:rPr>
-          <w:lang w:val="en-SE"/>
-        </w:rPr>
-        <w:t xml:space="preserve"> </w:t>
-      </w:r>
-      <w:proofErr w:type="spellStart"/>
-      <w:r>
-        <w:rPr>
-          <w:lang w:val="en-SE"/>
-        </w:rPr>
-        <w:t>dom</w:t>
-      </w:r>
-      <w:proofErr w:type="spellEnd"/>
-      <w:r>
-        <w:rPr>
-          <w:lang w:val="en-SE"/>
-        </w:rPr>
-        <w:t xml:space="preserve"> </w:t>
-      </w:r>
-      <w:proofErr w:type="spellStart"/>
-      <w:r>
-        <w:rPr>
-          <w:lang w:val="en-SE"/>
-        </w:rPr>
-        <w:t>tyckte</w:t>
-      </w:r>
-      <w:proofErr w:type="spellEnd"/>
-      <w:r>
-        <w:rPr>
-          <w:lang w:val="en-SE"/>
-        </w:rPr>
-        <w:t>.</w:t>
-      </w:r>
-    </w:p>
-    <w:p>
-      <w:pPr>
-        <w:rPr>
-          <w:lang w:val="en-SE"/>
-        </w:rPr>
-      </w:pPr>
-      <w:r>
-        <w:rPr>
-          <w:b/>
-          <w:bCs/>
-          <w:lang w:val="en-SE"/>
-        </w:rPr>
-        <w:t>8.</w:t>
-      </w:r>
-      <w:r>
-        <w:rPr>
-          <w:lang w:val="en-SE"/>
-        </w:rPr>
-        <w:t xml:space="preserve">      </w:t>
-      </w:r>
-      <w:r>
-        <w:rPr>
-          <w:b/>
-          <w:bCs/>
-          <w:lang w:val="en-SE"/>
-        </w:rPr>
-        <w:t>Conclusion</w:t>
-      </w:r>
-    </w:p>
-    <w:p>
-      <w:pPr>
-        <w:rPr>
-          <w:lang w:val="en-SE"/>
-        </w:rPr>
-      </w:pPr>
-      <w:r>
-        <w:rPr>
-          <w:lang w:val="en-SE"/>
-        </w:rPr>
-        <w:t xml:space="preserve">Vad vi </w:t>
-      </w:r>
-      <w:proofErr w:type="spellStart"/>
-      <w:r>
-        <w:rPr>
-          <w:lang w:val="en-SE"/>
-        </w:rPr>
-        <w:t>lärt</w:t>
-      </w:r>
-      <w:proofErr w:type="spellEnd"/>
-      <w:r>
-        <w:rPr>
-          <w:lang w:val="en-SE"/>
-        </w:rPr>
-        <w:t xml:space="preserve"> </w:t>
-      </w:r>
-      <w:proofErr w:type="spellStart"/>
-      <w:r>
-        <w:rPr>
-          <w:lang w:val="en-SE"/>
-        </w:rPr>
-        <w:t>oss</w:t>
-      </w:r>
-      <w:proofErr w:type="spellEnd"/>
-      <w:r>
-        <w:rPr>
-          <w:lang w:val="en-SE"/>
-        </w:rPr>
-        <w:t xml:space="preserve">, </w:t>
-      </w:r>
-      <w:proofErr w:type="spellStart"/>
-      <w:r>
-        <w:rPr>
-          <w:lang w:val="en-SE"/>
-        </w:rPr>
-        <w:t>vad</w:t>
-      </w:r>
-      <w:proofErr w:type="spellEnd"/>
-      <w:r>
-        <w:rPr>
-          <w:lang w:val="en-SE"/>
-        </w:rPr>
-        <w:t xml:space="preserve"> vi </w:t>
-      </w:r>
-      <w:proofErr w:type="spellStart"/>
-      <w:r>
-        <w:rPr>
-          <w:lang w:val="en-SE"/>
-        </w:rPr>
-        <w:t>skulle</w:t>
-      </w:r>
-      <w:proofErr w:type="spellEnd"/>
-      <w:r>
-        <w:rPr>
-          <w:lang w:val="en-SE"/>
-        </w:rPr>
-        <w:t xml:space="preserve"> </w:t>
-      </w:r>
-      <w:proofErr w:type="spellStart"/>
-      <w:r>
-        <w:rPr>
-          <w:lang w:val="en-SE"/>
-        </w:rPr>
-        <w:t>gjort</w:t>
-      </w:r>
-      <w:proofErr w:type="spellEnd"/>
-      <w:r>
-        <w:rPr>
-          <w:lang w:val="en-SE"/>
-        </w:rPr>
-        <w:t xml:space="preserve"> </w:t>
-      </w:r>
-      <w:proofErr w:type="spellStart"/>
-      <w:r>
-        <w:rPr>
-          <w:lang w:val="en-SE"/>
-        </w:rPr>
-        <w:t>annorlunda</w:t>
-      </w:r>
-      <w:proofErr w:type="spellEnd"/>
-      <w:r>
-        <w:rPr>
-          <w:lang w:val="en-SE"/>
-        </w:rPr>
-        <w:t xml:space="preserve">, </w:t>
-      </w:r>
-      <w:proofErr w:type="spellStart"/>
-      <w:r>
-        <w:rPr>
-          <w:lang w:val="en-SE"/>
-        </w:rPr>
-        <w:t>rekommendationer</w:t>
-      </w:r>
-      <w:proofErr w:type="spellEnd"/>
-      <w:r>
-        <w:rPr>
-          <w:lang w:val="en-SE"/>
-        </w:rPr>
-        <w:t xml:space="preserve"> etc</w:t>
+        <w:pStyle w:val="Heading1"/>
+        <w:rPr>
+          <w:lang w:val="en-SE"/>
+        </w:rPr>
+      </w:pPr>
+      <w:r>
+        <w:rPr>
+          <w:lang w:val="en-SE"/>
+        </w:rPr>
+        <w:t>7. Feedback from hembygdsföreningen</w:t>
+      </w:r>
+    </w:p>
+    <w:p>
+      <w:pPr>
+        <w:rPr>
+          <w:lang w:val="en-SE"/>
+        </w:rPr>
+      </w:pPr>
+      <w:r>
+        <w:rPr>
+          <w:lang w:val="en-SE"/>
+        </w:rPr>
+        <w:t>något kort om vad dom tyckte.</w:t>
+      </w:r>
+    </w:p>
+    <w:p>
+      <w:pPr>
+        <w:pStyle w:val="Heading1"/>
+        <w:rPr>
+          <w:lang w:val="en-SE"/>
+        </w:rPr>
+      </w:pPr>
+      <w:r>
+        <w:rPr>
+          <w:lang w:val="en-SE"/>
+        </w:rPr>
+        <w:t>8. Conclusion</w:t>
+      </w:r>
+    </w:p>
+    <w:p>
+      <w:pPr>
+        <w:rPr>
+          <w:lang w:val="en-SE"/>
+        </w:rPr>
+      </w:pPr>
+      <w:r>
+        <w:rPr>
+          <w:lang w:val="en-SE"/>
+        </w:rPr>
+        <w:t>Vad vi lärt oss, vad vi skulle gjort annorlunda, rekommendationer etc</w:t>
       </w:r>
     </w:p>
     <w:p>
@@ -4006,6 +3289,7 @@
           <w:lang w:val="en-SE"/>
         </w:rPr>
       </w:pPr>
+      <w:bookmarkStart w:id="12" w:name="_Toc230444609"/>
       <w:r>
         <w:rPr>
           <w:lang w:val="en-SE"/>
@@ -4013,6 +3297,7 @@
         <w:lastRenderedPageBreak/>
         <w:t>References</w:t>
       </w:r>
+      <w:bookmarkEnd w:id="12"/>
     </w:p>
     <w:p>
       <w:pPr>
@@ -5077,6 +4362,51 @@
       <w:shd w:val="clear" w:color="auto" w:fill="E1DFDD"/>
     </w:rPr>
   </w:style>
+  <w:style w:type="paragraph" w:styleId="TOCHeading">
+    <w:name w:val="TOC Heading"/>
+    <w:basedOn w:val="Heading1"/>
+    <w:next w:val="Normal"/>
+    <w:uiPriority w:val="39"/>
+    <w:unhideWhenUsed/>
+    <w:qFormat/>
+    <w:rsid w:val="00155CBC"/>
+    <w:pPr>
+      <w:spacing w:before="240" w:after="0" w:line="259" w:lineRule="auto"/>
+      <w:outlineLvl w:val="9"/>
+    </w:pPr>
+    <w:rPr>
+      <w:kern w:val="0"/>
+      <w:sz w:val="32"/>
+      <w:szCs w:val="32"/>
+      <w:lang w:val="en-US"/>
+      <w14:ligatures w14:val="none"/>
+    </w:rPr>
+  </w:style>
+  <w:style w:type="paragraph" w:styleId="TOC1">
+    <w:name w:val="toc 1"/>
+    <w:basedOn w:val="Normal"/>
+    <w:next w:val="Normal"/>
+    <w:autoRedefine/>
+    <w:uiPriority w:val="39"/>
+    <w:unhideWhenUsed/>
+    <w:rsid w:val="00155CBC"/>
+    <w:pPr>
+      <w:spacing w:after="100"/>
+    </w:pPr>
+  </w:style>
+  <w:style w:type="paragraph" w:styleId="TOC2">
+    <w:name w:val="toc 2"/>
+    <w:basedOn w:val="Normal"/>
+    <w:next w:val="Normal"/>
+    <w:autoRedefine/>
+    <w:uiPriority w:val="39"/>
+    <w:unhideWhenUsed/>
+    <w:rsid w:val="00155CBC"/>
+    <w:pPr>
+      <w:spacing w:after="100"/>
+      <w:ind w:left="240"/>
+    </w:pPr>
+  </w:style>
 </w:styles>
 </file>
 
